--- a/eng/docx/013.content.docx
+++ b/eng/docx/013.content.docx
@@ -285,36 +285,24 @@
         </w:rPr>
         <w:t xml:space="preserve"> </w:t>
       </w:r>
-      <w:hyperlink r:id="rId13">
-        <w:r>
-          <w:rPr>
-            <w:lang w:val="en_US" w:bidi="en_US"/>
-          </w:rPr>
-          <w:rPr>
-            <w:color w:val="0000EE"/>
-            <w:u w:val="single"/>
-          </w:rPr>
-          <w:t>Dn 7:4</w:t>
-        </w:r>
-      </w:hyperlink>
-      <w:r>
-        <w:rPr>
-          <w:lang w:val="en_US" w:bidi="en_US"/>
-        </w:rPr>
-        <w:t xml:space="preserve">, </w:t>
-      </w:r>
-      <w:hyperlink r:id="rId14">
-        <w:r>
-          <w:rPr>
-            <w:lang w:val="en_US" w:bidi="en_US"/>
-          </w:rPr>
-          <w:rPr>
-            <w:color w:val="0000EE"/>
-            <w:u w:val="single"/>
-          </w:rPr>
-          <w:t>7:5</w:t>
-        </w:r>
-      </w:hyperlink>
+      <w:r>
+        <w:rPr>
+          <w:lang w:val="en_US" w:bidi="en_US"/>
+        </w:rPr>
+        <w:t>Dn 7:4</w:t>
+      </w:r>
+      <w:r>
+        <w:rPr>
+          <w:lang w:val="en_US" w:bidi="en_US"/>
+        </w:rPr>
+        <w:t xml:space="preserve">, </w:t>
+      </w:r>
+      <w:r>
+        <w:rPr>
+          <w:lang w:val="en_US" w:bidi="en_US"/>
+        </w:rPr>
+        <w:t>7:5</w:t>
+      </w:r>
       <w:r>
         <w:rPr>
           <w:lang w:val="en_US" w:bidi="en_US"/>
@@ -333,18 +321,12 @@
         </w:rPr>
         <w:t xml:space="preserve"> † </w:t>
       </w:r>
-      <w:hyperlink r:id="rId15">
-        <w:r>
-          <w:rPr>
-            <w:lang w:val="en_US" w:bidi="en_US"/>
-          </w:rPr>
-          <w:rPr>
-            <w:color w:val="0000EE"/>
-            <w:u w:val="single"/>
-          </w:rPr>
-          <w:t>Ezr 4:14</w:t>
-        </w:r>
-      </w:hyperlink>
+      <w:r>
+        <w:rPr>
+          <w:lang w:val="en_US" w:bidi="en_US"/>
+        </w:rPr>
+        <w:t>Ezr 4:14</w:t>
+      </w:r>
       <w:r>
         <w:rPr>
           <w:lang w:val="en_US" w:bidi="en_US"/>
@@ -363,54 +345,36 @@
         </w:rPr>
         <w:t xml:space="preserve"> † </w:t>
       </w:r>
-      <w:hyperlink r:id="rId16">
-        <w:r>
-          <w:rPr>
-            <w:lang w:val="en_US" w:bidi="en_US"/>
-          </w:rPr>
-          <w:rPr>
-            <w:color w:val="0000EE"/>
-            <w:u w:val="single"/>
-          </w:rPr>
-          <w:t>5:3</w:t>
-        </w:r>
-      </w:hyperlink>
-      <w:r>
-        <w:rPr>
-          <w:lang w:val="en_US" w:bidi="en_US"/>
-        </w:rPr>
-        <w:t xml:space="preserve">, </w:t>
-      </w:r>
-      <w:hyperlink r:id="rId17">
-        <w:r>
-          <w:rPr>
-            <w:lang w:val="en_US" w:bidi="en_US"/>
-          </w:rPr>
-          <w:rPr>
-            <w:color w:val="0000EE"/>
-            <w:u w:val="single"/>
-          </w:rPr>
-          <w:t>5:9</w:t>
-        </w:r>
-      </w:hyperlink>
-      <w:r>
-        <w:rPr>
-          <w:lang w:val="en_US" w:bidi="en_US"/>
-        </w:rPr>
-        <w:t xml:space="preserve">, </w:t>
-      </w:r>
-      <w:hyperlink r:id="rId18">
-        <w:r>
-          <w:rPr>
-            <w:lang w:val="en_US" w:bidi="en_US"/>
-          </w:rPr>
-          <w:rPr>
-            <w:color w:val="0000EE"/>
-            <w:u w:val="single"/>
-          </w:rPr>
-          <w:t>7:24</w:t>
-        </w:r>
-      </w:hyperlink>
+      <w:r>
+        <w:rPr>
+          <w:lang w:val="en_US" w:bidi="en_US"/>
+        </w:rPr>
+        <w:t>5:3</w:t>
+      </w:r>
+      <w:r>
+        <w:rPr>
+          <w:lang w:val="en_US" w:bidi="en_US"/>
+        </w:rPr>
+        <w:t xml:space="preserve">, </w:t>
+      </w:r>
+      <w:r>
+        <w:rPr>
+          <w:lang w:val="en_US" w:bidi="en_US"/>
+        </w:rPr>
+        <w:t>5:9</w:t>
+      </w:r>
+      <w:r>
+        <w:rPr>
+          <w:lang w:val="en_US" w:bidi="en_US"/>
+        </w:rPr>
+        <w:t xml:space="preserve">, </w:t>
+      </w:r>
+      <w:r>
+        <w:rPr>
+          <w:lang w:val="en_US" w:bidi="en_US"/>
+        </w:rPr>
+        <w:t>7:24</w:t>
+      </w:r>
       <w:r>
         <w:rPr>
           <w:lang w:val="en_US" w:bidi="en_US"/>
@@ -442,18 +406,12 @@
         </w:rPr>
         <w:t xml:space="preserve"> † </w:t>
       </w:r>
-      <w:hyperlink r:id="rId19">
-        <w:r>
-          <w:rPr>
-            <w:lang w:val="en_US" w:bidi="en_US"/>
-          </w:rPr>
-          <w:rPr>
-            <w:color w:val="0000EE"/>
-            <w:u w:val="single"/>
-          </w:rPr>
-          <w:t>Dn 3:4</w:t>
-        </w:r>
-      </w:hyperlink>
+      <w:r>
+        <w:rPr>
+          <w:lang w:val="en_US" w:bidi="en_US"/>
+        </w:rPr>
+        <w:t>Dn 3:4</w:t>
+      </w:r>
       <w:r>
         <w:rPr>
           <w:lang w:val="en_US" w:bidi="en_US"/>
@@ -472,18 +430,12 @@
         </w:rPr>
         <w:t xml:space="preserve"> † </w:t>
       </w:r>
-      <w:hyperlink r:id="rId20">
-        <w:r>
-          <w:rPr>
-            <w:lang w:val="en_US" w:bidi="en_US"/>
-          </w:rPr>
-          <w:rPr>
-            <w:color w:val="0000EE"/>
-            <w:u w:val="single"/>
-          </w:rPr>
-          <w:t>Je 10:11</w:t>
-        </w:r>
-      </w:hyperlink>
+      <w:r>
+        <w:rPr>
+          <w:lang w:val="en_US" w:bidi="en_US"/>
+        </w:rPr>
+        <w:t>Je 10:11</w:t>
+      </w:r>
       <w:r>
         <w:rPr>
           <w:lang w:val="en_US" w:bidi="en_US"/>
@@ -502,90 +454,60 @@
         </w:rPr>
         <w:t xml:space="preserve"> † </w:t>
       </w:r>
-      <w:hyperlink r:id="rId16">
-        <w:r>
-          <w:rPr>
-            <w:lang w:val="en_US" w:bidi="en_US"/>
-          </w:rPr>
-          <w:rPr>
-            <w:color w:val="0000EE"/>
-            <w:u w:val="single"/>
-          </w:rPr>
-          <w:t>Ezr 5:3</w:t>
-        </w:r>
-      </w:hyperlink>
-      <w:r>
-        <w:rPr>
-          <w:lang w:val="en_US" w:bidi="en_US"/>
-        </w:rPr>
-        <w:t xml:space="preserve">, </w:t>
-      </w:r>
-      <w:hyperlink r:id="rId21">
-        <w:r>
-          <w:rPr>
-            <w:lang w:val="en_US" w:bidi="en_US"/>
-          </w:rPr>
-          <w:rPr>
-            <w:color w:val="0000EE"/>
-            <w:u w:val="single"/>
-          </w:rPr>
-          <w:t>5:4</w:t>
-        </w:r>
-      </w:hyperlink>
-      <w:r>
-        <w:rPr>
-          <w:lang w:val="en_US" w:bidi="en_US"/>
-        </w:rPr>
-        <w:t xml:space="preserve">, </w:t>
-      </w:r>
-      <w:hyperlink r:id="rId17">
-        <w:r>
-          <w:rPr>
-            <w:lang w:val="en_US" w:bidi="en_US"/>
-          </w:rPr>
-          <w:rPr>
-            <w:color w:val="0000EE"/>
-            <w:u w:val="single"/>
-          </w:rPr>
-          <w:t>5:9</w:t>
-        </w:r>
-      </w:hyperlink>
-      <w:r>
-        <w:rPr>
-          <w:lang w:val="en_US" w:bidi="en_US"/>
-        </w:rPr>
-        <w:t xml:space="preserve">, </w:t>
-      </w:r>
-      <w:hyperlink r:id="rId22">
-        <w:r>
-          <w:rPr>
-            <w:lang w:val="en_US" w:bidi="en_US"/>
-          </w:rPr>
-          <w:rPr>
-            <w:color w:val="0000EE"/>
-            <w:u w:val="single"/>
-          </w:rPr>
-          <w:t>5:10</w:t>
-        </w:r>
-      </w:hyperlink>
-      <w:r>
-        <w:rPr>
-          <w:lang w:val="en_US" w:bidi="en_US"/>
-        </w:rPr>
-        <w:t xml:space="preserve">, </w:t>
-      </w:r>
-      <w:hyperlink r:id="rId23">
-        <w:r>
-          <w:rPr>
-            <w:lang w:val="en_US" w:bidi="en_US"/>
-          </w:rPr>
-          <w:rPr>
-            <w:color w:val="0000EE"/>
-            <w:u w:val="single"/>
-          </w:rPr>
-          <w:t>6:9</w:t>
-        </w:r>
-      </w:hyperlink>
+      <w:r>
+        <w:rPr>
+          <w:lang w:val="en_US" w:bidi="en_US"/>
+        </w:rPr>
+        <w:t>Ezr 5:3</w:t>
+      </w:r>
+      <w:r>
+        <w:rPr>
+          <w:lang w:val="en_US" w:bidi="en_US"/>
+        </w:rPr>
+        <w:t xml:space="preserve">, </w:t>
+      </w:r>
+      <w:r>
+        <w:rPr>
+          <w:lang w:val="en_US" w:bidi="en_US"/>
+        </w:rPr>
+        <w:t>5:4</w:t>
+      </w:r>
+      <w:r>
+        <w:rPr>
+          <w:lang w:val="en_US" w:bidi="en_US"/>
+        </w:rPr>
+        <w:t xml:space="preserve">, </w:t>
+      </w:r>
+      <w:r>
+        <w:rPr>
+          <w:lang w:val="en_US" w:bidi="en_US"/>
+        </w:rPr>
+        <w:t>5:9</w:t>
+      </w:r>
+      <w:r>
+        <w:rPr>
+          <w:lang w:val="en_US" w:bidi="en_US"/>
+        </w:rPr>
+        <w:t xml:space="preserve">, </w:t>
+      </w:r>
+      <w:r>
+        <w:rPr>
+          <w:lang w:val="en_US" w:bidi="en_US"/>
+        </w:rPr>
+        <w:t>5:10</w:t>
+      </w:r>
+      <w:r>
+        <w:rPr>
+          <w:lang w:val="en_US" w:bidi="en_US"/>
+        </w:rPr>
+        <w:t xml:space="preserve">, </w:t>
+      </w:r>
+      <w:r>
+        <w:rPr>
+          <w:lang w:val="en_US" w:bidi="en_US"/>
+        </w:rPr>
+        <w:t>6:9</w:t>
+      </w:r>
       <w:r>
         <w:rPr>
           <w:lang w:val="en_US" w:bidi="en_US"/>
@@ -647,90 +569,60 @@
         </w:rPr>
         <w:t xml:space="preserve"> † </w:t>
       </w:r>
-      <w:hyperlink r:id="rId24">
-        <w:r>
-          <w:rPr>
-            <w:lang w:val="en_US" w:bidi="en_US"/>
-          </w:rPr>
-          <w:rPr>
-            <w:color w:val="0000EE"/>
-            <w:u w:val="single"/>
-          </w:rPr>
-          <w:t>Dn 2:35</w:t>
-        </w:r>
-      </w:hyperlink>
-      <w:r>
-        <w:rPr>
-          <w:lang w:val="en_US" w:bidi="en_US"/>
-        </w:rPr>
-        <w:t xml:space="preserve">, </w:t>
-      </w:r>
-      <w:hyperlink r:id="rId25">
-        <w:r>
-          <w:rPr>
-            <w:lang w:val="en_US" w:bidi="en_US"/>
-          </w:rPr>
-          <w:rPr>
-            <w:color w:val="0000EE"/>
-            <w:u w:val="single"/>
-          </w:rPr>
-          <w:t>3:14</w:t>
-        </w:r>
-      </w:hyperlink>
-      <w:r>
-        <w:rPr>
-          <w:lang w:val="en_US" w:bidi="en_US"/>
-        </w:rPr>
-        <w:t xml:space="preserve">, </w:t>
-      </w:r>
-      <w:hyperlink r:id="rId26">
-        <w:r>
-          <w:rPr>
-            <w:lang w:val="en_US" w:bidi="en_US"/>
-          </w:rPr>
-          <w:rPr>
-            <w:color w:val="0000EE"/>
-            <w:u w:val="single"/>
-          </w:rPr>
-          <w:t>6:3</w:t>
-        </w:r>
-      </w:hyperlink>
-      <w:r>
-        <w:rPr>
-          <w:lang w:val="en_US" w:bidi="en_US"/>
-        </w:rPr>
-        <w:t xml:space="preserve">, </w:t>
-      </w:r>
-      <w:hyperlink r:id="rId27">
-        <w:r>
-          <w:rPr>
-            <w:lang w:val="en_US" w:bidi="en_US"/>
-          </w:rPr>
-          <w:rPr>
-            <w:color w:val="0000EE"/>
-            <w:u w:val="single"/>
-          </w:rPr>
-          <w:t>7:12</w:t>
-        </w:r>
-      </w:hyperlink>
+      <w:r>
+        <w:rPr>
+          <w:lang w:val="en_US" w:bidi="en_US"/>
+        </w:rPr>
+        <w:t>Dn 2:35</w:t>
+      </w:r>
+      <w:r>
+        <w:rPr>
+          <w:lang w:val="en_US" w:bidi="en_US"/>
+        </w:rPr>
+        <w:t xml:space="preserve">, </w:t>
+      </w:r>
+      <w:r>
+        <w:rPr>
+          <w:lang w:val="en_US" w:bidi="en_US"/>
+        </w:rPr>
+        <w:t>3:14</w:t>
+      </w:r>
+      <w:r>
+        <w:rPr>
+          <w:lang w:val="en_US" w:bidi="en_US"/>
+        </w:rPr>
+        <w:t xml:space="preserve">, </w:t>
+      </w:r>
+      <w:r>
+        <w:rPr>
+          <w:lang w:val="en_US" w:bidi="en_US"/>
+        </w:rPr>
+        <w:t>6:3</w:t>
+      </w:r>
+      <w:r>
+        <w:rPr>
+          <w:lang w:val="en_US" w:bidi="en_US"/>
+        </w:rPr>
+        <w:t xml:space="preserve">, </w:t>
+      </w:r>
+      <w:r>
+        <w:rPr>
+          <w:lang w:val="en_US" w:bidi="en_US"/>
+        </w:rPr>
+        <w:t>7:12</w:t>
+      </w:r>
       <w:r>
         <w:rPr>
           <w:lang w:val="en_US" w:bidi="en_US"/>
         </w:rPr>
         <w:t xml:space="preserve"> (v:</w:t>
       </w:r>
-      <w:hyperlink r:id="rId28">
-        <w:r>
-          <w:rPr>
-            <w:lang w:val="en_US" w:bidi="en_US"/>
-          </w:rPr>
-          <w:rPr>
-            <w:color w:val="0000EE"/>
-            <w:u w:val="single"/>
-          </w:rPr>
-          <w:t>21</w:t>
-        </w:r>
-      </w:hyperlink>
+      <w:r>
+        <w:rPr>
+          <w:lang w:val="en_US" w:bidi="en_US"/>
+        </w:rPr>
+        <w:t>21</w:t>
+      </w:r>
       <w:r>
         <w:rPr>
           <w:lang w:val="en_US" w:bidi="en_US"/>
@@ -749,36 +641,24 @@
         </w:rPr>
         <w:t xml:space="preserve">), </w:t>
       </w:r>
-      <w:hyperlink r:id="rId29">
-        <w:r>
-          <w:rPr>
-            <w:lang w:val="en_US" w:bidi="en_US"/>
-          </w:rPr>
-          <w:rPr>
-            <w:color w:val="0000EE"/>
-            <w:u w:val="single"/>
-          </w:rPr>
-          <w:t>Ezr 4:20</w:t>
-        </w:r>
-      </w:hyperlink>
-      <w:r>
-        <w:rPr>
-          <w:lang w:val="en_US" w:bidi="en_US"/>
-        </w:rPr>
-        <w:t xml:space="preserve">, </w:t>
-      </w:r>
-      <w:hyperlink r:id="rId30">
-        <w:r>
-          <w:rPr>
-            <w:lang w:val="en_US" w:bidi="en_US"/>
-          </w:rPr>
-          <w:rPr>
-            <w:color w:val="0000EE"/>
-            <w:u w:val="single"/>
-          </w:rPr>
-          <w:t>5:2</w:t>
-        </w:r>
-      </w:hyperlink>
+      <w:r>
+        <w:rPr>
+          <w:lang w:val="en_US" w:bidi="en_US"/>
+        </w:rPr>
+        <w:t>Ezr 4:20</w:t>
+      </w:r>
+      <w:r>
+        <w:rPr>
+          <w:lang w:val="en_US" w:bidi="en_US"/>
+        </w:rPr>
+        <w:t xml:space="preserve">, </w:t>
+      </w:r>
+      <w:r>
+        <w:rPr>
+          <w:lang w:val="en_US" w:bidi="en_US"/>
+        </w:rPr>
+        <w:t>5:2</w:t>
+      </w:r>
       <w:r>
         <w:rPr>
           <w:lang w:val="en_US" w:bidi="en_US"/>
@@ -867,108 +747,72 @@
         </w:rPr>
         <w:t xml:space="preserve"> etc., </w:t>
       </w:r>
-      <w:hyperlink r:id="rId31">
-        <w:r>
-          <w:rPr>
-            <w:lang w:val="en_US" w:bidi="en_US"/>
-          </w:rPr>
-          <w:rPr>
-            <w:color w:val="0000EE"/>
-            <w:u w:val="single"/>
-          </w:rPr>
-          <w:t>Dn 2:4</w:t>
-        </w:r>
-      </w:hyperlink>
-      <w:r>
-        <w:rPr>
-          <w:lang w:val="en_US" w:bidi="en_US"/>
-        </w:rPr>
-        <w:t xml:space="preserve">, </w:t>
-      </w:r>
-      <w:hyperlink r:id="rId32">
-        <w:r>
-          <w:rPr>
-            <w:lang w:val="en_US" w:bidi="en_US"/>
-          </w:rPr>
-          <w:rPr>
-            <w:color w:val="0000EE"/>
-            <w:u w:val="single"/>
-          </w:rPr>
-          <w:t>2:5</w:t>
-        </w:r>
-      </w:hyperlink>
-      <w:r>
-        <w:rPr>
-          <w:lang w:val="en_US" w:bidi="en_US"/>
-        </w:rPr>
-        <w:t xml:space="preserve">, </w:t>
-      </w:r>
-      <w:hyperlink r:id="rId33">
-        <w:r>
-          <w:rPr>
-            <w:lang w:val="en_US" w:bidi="en_US"/>
-          </w:rPr>
-          <w:rPr>
-            <w:color w:val="0000EE"/>
-            <w:u w:val="single"/>
-          </w:rPr>
-          <w:t>2:7</w:t>
-        </w:r>
-      </w:hyperlink>
-      <w:r>
-        <w:rPr>
-          <w:lang w:val="en_US" w:bidi="en_US"/>
-        </w:rPr>
-        <w:t xml:space="preserve">, </w:t>
-      </w:r>
-      <w:hyperlink r:id="rId34">
-        <w:r>
-          <w:rPr>
-            <w:lang w:val="en_US" w:bidi="en_US"/>
-          </w:rPr>
-          <w:rPr>
-            <w:color w:val="0000EE"/>
-            <w:u w:val="single"/>
-          </w:rPr>
-          <w:t>2:19</w:t>
-        </w:r>
-      </w:hyperlink>
-      <w:r>
-        <w:rPr>
-          <w:lang w:val="en_US" w:bidi="en_US"/>
-        </w:rPr>
-        <w:t xml:space="preserve">, </w:t>
-      </w:r>
-      <w:hyperlink r:id="rId35">
-        <w:r>
-          <w:rPr>
-            <w:lang w:val="en_US" w:bidi="en_US"/>
-          </w:rPr>
-          <w:rPr>
-            <w:color w:val="0000EE"/>
-            <w:u w:val="single"/>
-          </w:rPr>
-          <w:t>6:21</w:t>
-        </w:r>
-      </w:hyperlink>
-      <w:r>
-        <w:rPr>
-          <w:lang w:val="en_US" w:bidi="en_US"/>
-        </w:rPr>
-        <w:t xml:space="preserve">, </w:t>
-      </w:r>
-      <w:hyperlink r:id="rId36">
-        <w:r>
-          <w:rPr>
-            <w:lang w:val="en_US" w:bidi="en_US"/>
-          </w:rPr>
-          <w:rPr>
-            <w:color w:val="0000EE"/>
-            <w:u w:val="single"/>
-          </w:rPr>
-          <w:t>6:26</w:t>
-        </w:r>
-      </w:hyperlink>
+      <w:r>
+        <w:rPr>
+          <w:lang w:val="en_US" w:bidi="en_US"/>
+        </w:rPr>
+        <w:t>Dn 2:4</w:t>
+      </w:r>
+      <w:r>
+        <w:rPr>
+          <w:lang w:val="en_US" w:bidi="en_US"/>
+        </w:rPr>
+        <w:t xml:space="preserve">, </w:t>
+      </w:r>
+      <w:r>
+        <w:rPr>
+          <w:lang w:val="en_US" w:bidi="en_US"/>
+        </w:rPr>
+        <w:t>2:5</w:t>
+      </w:r>
+      <w:r>
+        <w:rPr>
+          <w:lang w:val="en_US" w:bidi="en_US"/>
+        </w:rPr>
+        <w:t xml:space="preserve">, </w:t>
+      </w:r>
+      <w:r>
+        <w:rPr>
+          <w:lang w:val="en_US" w:bidi="en_US"/>
+        </w:rPr>
+        <w:t>2:7</w:t>
+      </w:r>
+      <w:r>
+        <w:rPr>
+          <w:lang w:val="en_US" w:bidi="en_US"/>
+        </w:rPr>
+        <w:t xml:space="preserve">, </w:t>
+      </w:r>
+      <w:r>
+        <w:rPr>
+          <w:lang w:val="en_US" w:bidi="en_US"/>
+        </w:rPr>
+        <w:t>2:19</w:t>
+      </w:r>
+      <w:r>
+        <w:rPr>
+          <w:lang w:val="en_US" w:bidi="en_US"/>
+        </w:rPr>
+        <w:t xml:space="preserve">, </w:t>
+      </w:r>
+      <w:r>
+        <w:rPr>
+          <w:lang w:val="en_US" w:bidi="en_US"/>
+        </w:rPr>
+        <w:t>6:21</w:t>
+      </w:r>
+      <w:r>
+        <w:rPr>
+          <w:lang w:val="en_US" w:bidi="en_US"/>
+        </w:rPr>
+        <w:t xml:space="preserve">, </w:t>
+      </w:r>
+      <w:r>
+        <w:rPr>
+          <w:lang w:val="en_US" w:bidi="en_US"/>
+        </w:rPr>
+        <w:t>6:26</w:t>
+      </w:r>
       <w:r>
         <w:rPr>
           <w:lang w:val="en_US" w:bidi="en_US"/>
@@ -988,36 +832,24 @@
         </w:rPr>
         <w:t xml:space="preserve"> </w:t>
       </w:r>
-      <w:hyperlink r:id="rId37">
-        <w:r>
-          <w:rPr>
-            <w:lang w:val="en_US" w:bidi="en_US"/>
-          </w:rPr>
-          <w:rPr>
-            <w:color w:val="0000EE"/>
-            <w:u w:val="single"/>
-          </w:rPr>
-          <w:t>2:16</w:t>
-        </w:r>
-      </w:hyperlink>
-      <w:r>
-        <w:rPr>
-          <w:lang w:val="en_US" w:bidi="en_US"/>
-        </w:rPr>
-        <w:t xml:space="preserve">, </w:t>
-      </w:r>
-      <w:hyperlink r:id="rId38">
-        <w:r>
-          <w:rPr>
-            <w:lang w:val="en_US" w:bidi="en_US"/>
-          </w:rPr>
-          <w:rPr>
-            <w:color w:val="0000EE"/>
-            <w:u w:val="single"/>
-          </w:rPr>
-          <w:t>2:21</w:t>
-        </w:r>
-      </w:hyperlink>
+      <w:r>
+        <w:rPr>
+          <w:lang w:val="en_US" w:bidi="en_US"/>
+        </w:rPr>
+        <w:t>2:16</w:t>
+      </w:r>
+      <w:r>
+        <w:rPr>
+          <w:lang w:val="en_US" w:bidi="en_US"/>
+        </w:rPr>
+        <w:t xml:space="preserve">, </w:t>
+      </w:r>
+      <w:r>
+        <w:rPr>
+          <w:lang w:val="en_US" w:bidi="en_US"/>
+        </w:rPr>
+        <w:t>2:21</w:t>
+      </w:r>
       <w:r>
         <w:rPr>
           <w:lang w:val="en_US" w:bidi="en_US"/>
@@ -1037,18 +869,12 @@
         </w:rPr>
         <w:t xml:space="preserve"> </w:t>
       </w:r>
-      <w:hyperlink r:id="rId39">
-        <w:r>
-          <w:rPr>
-            <w:lang w:val="en_US" w:bidi="en_US"/>
-          </w:rPr>
-          <w:rPr>
-            <w:color w:val="0000EE"/>
-            <w:u w:val="single"/>
-          </w:rPr>
-          <w:t>Ezr 6:10</w:t>
-        </w:r>
-      </w:hyperlink>
+      <w:r>
+        <w:rPr>
+          <w:lang w:val="en_US" w:bidi="en_US"/>
+        </w:rPr>
+        <w:t>Ezr 6:10</w:t>
+      </w:r>
       <w:r>
         <w:rPr>
           <w:lang w:val="en_US" w:bidi="en_US"/>
@@ -1105,18 +931,12 @@
         </w:rPr>
         <w:t xml:space="preserve"> </w:t>
       </w:r>
-      <w:hyperlink r:id="rId40">
-        <w:r>
-          <w:rPr>
-            <w:lang w:val="en_US" w:bidi="en_US"/>
-          </w:rPr>
-          <w:rPr>
-            <w:color w:val="0000EE"/>
-            <w:u w:val="single"/>
-          </w:rPr>
-          <w:t>2:17</w:t>
-        </w:r>
-      </w:hyperlink>
+      <w:r>
+        <w:rPr>
+          <w:lang w:val="en_US" w:bidi="en_US"/>
+        </w:rPr>
+        <w:t>2:17</w:t>
+      </w:r>
       <w:r>
         <w:rPr>
           <w:lang w:val="en_US" w:bidi="en_US"/>
@@ -1135,54 +955,36 @@
         </w:rPr>
         <w:t xml:space="preserve">, </w:t>
       </w:r>
-      <w:hyperlink r:id="rId41">
-        <w:r>
-          <w:rPr>
-            <w:lang w:val="en_US" w:bidi="en_US"/>
-          </w:rPr>
-          <w:rPr>
-            <w:color w:val="0000EE"/>
-            <w:u w:val="single"/>
-          </w:rPr>
-          <w:t>3:26</w:t>
-        </w:r>
-      </w:hyperlink>
-      <w:r>
-        <w:rPr>
-          <w:lang w:val="en_US" w:bidi="en_US"/>
-        </w:rPr>
-        <w:t xml:space="preserve">, </w:t>
-      </w:r>
-      <w:hyperlink r:id="rId42">
-        <w:r>
-          <w:rPr>
-            <w:lang w:val="en_US" w:bidi="en_US"/>
-          </w:rPr>
-          <w:rPr>
-            <w:color w:val="0000EE"/>
-            <w:u w:val="single"/>
-          </w:rPr>
-          <w:t>4:8</w:t>
-        </w:r>
-      </w:hyperlink>
-      <w:r>
-        <w:rPr>
-          <w:lang w:val="en_US" w:bidi="en_US"/>
-        </w:rPr>
-        <w:t xml:space="preserve">, </w:t>
-      </w:r>
-      <w:hyperlink r:id="rId43">
-        <w:r>
-          <w:rPr>
-            <w:lang w:val="en_US" w:bidi="en_US"/>
-          </w:rPr>
-          <w:rPr>
-            <w:color w:val="0000EE"/>
-            <w:u w:val="single"/>
-          </w:rPr>
-          <w:t>6:20</w:t>
-        </w:r>
-      </w:hyperlink>
+      <w:r>
+        <w:rPr>
+          <w:lang w:val="en_US" w:bidi="en_US"/>
+        </w:rPr>
+        <w:t>3:26</w:t>
+      </w:r>
+      <w:r>
+        <w:rPr>
+          <w:lang w:val="en_US" w:bidi="en_US"/>
+        </w:rPr>
+        <w:t xml:space="preserve">, </w:t>
+      </w:r>
+      <w:r>
+        <w:rPr>
+          <w:lang w:val="en_US" w:bidi="en_US"/>
+        </w:rPr>
+        <w:t>4:8</w:t>
+      </w:r>
+      <w:r>
+        <w:rPr>
+          <w:lang w:val="en_US" w:bidi="en_US"/>
+        </w:rPr>
+        <w:t xml:space="preserve">, </w:t>
+      </w:r>
+      <w:r>
+        <w:rPr>
+          <w:lang w:val="en_US" w:bidi="en_US"/>
+        </w:rPr>
+        <w:t>6:20</w:t>
+      </w:r>
       <w:r>
         <w:rPr>
           <w:lang w:val="en_US" w:bidi="en_US"/>
@@ -1226,18 +1028,12 @@
         </w:rPr>
         <w:t xml:space="preserve"> </w:t>
       </w:r>
-      <w:hyperlink r:id="rId44">
-        <w:r>
-          <w:rPr>
-            <w:lang w:val="en_US" w:bidi="en_US"/>
-          </w:rPr>
-          <w:rPr>
-            <w:color w:val="0000EE"/>
-            <w:u w:val="single"/>
-          </w:rPr>
-          <w:t>Ezr 5:5</w:t>
-        </w:r>
-      </w:hyperlink>
+      <w:r>
+        <w:rPr>
+          <w:lang w:val="en_US" w:bidi="en_US"/>
+        </w:rPr>
+        <w:t>Ezr 5:5</w:t>
+      </w:r>
       <w:r>
         <w:rPr>
           <w:lang w:val="en_US" w:bidi="en_US"/>
@@ -1257,18 +1053,12 @@
         </w:rPr>
         <w:t xml:space="preserve"> </w:t>
       </w:r>
-      <w:hyperlink r:id="rId45">
-        <w:r>
-          <w:rPr>
-            <w:lang w:val="en_US" w:bidi="en_US"/>
-          </w:rPr>
-          <w:rPr>
-            <w:color w:val="0000EE"/>
-            <w:u w:val="single"/>
-          </w:rPr>
-          <w:t>Dn 4:31</w:t>
-        </w:r>
-      </w:hyperlink>
+      <w:r>
+        <w:rPr>
+          <w:lang w:val="en_US" w:bidi="en_US"/>
+        </w:rPr>
+        <w:t>Dn 4:31</w:t>
+      </w:r>
       <w:r>
         <w:rPr>
           <w:lang w:val="en_US" w:bidi="en_US"/>
@@ -1288,90 +1078,60 @@
         </w:rPr>
         <w:t xml:space="preserve"> </w:t>
       </w:r>
-      <w:hyperlink r:id="rId46">
-        <w:r>
-          <w:rPr>
-            <w:lang w:val="en_US" w:bidi="en_US"/>
-          </w:rPr>
-          <w:rPr>
-            <w:color w:val="0000EE"/>
-            <w:u w:val="single"/>
-          </w:rPr>
-          <w:t>3:6</w:t>
-        </w:r>
-      </w:hyperlink>
-      <w:r>
-        <w:rPr>
-          <w:lang w:val="en_US" w:bidi="en_US"/>
-        </w:rPr>
-        <w:t xml:space="preserve">, </w:t>
-      </w:r>
-      <w:hyperlink r:id="rId47">
-        <w:r>
-          <w:rPr>
-            <w:lang w:val="en_US" w:bidi="en_US"/>
-          </w:rPr>
-          <w:rPr>
-            <w:color w:val="0000EE"/>
-            <w:u w:val="single"/>
-          </w:rPr>
-          <w:t>3:11</w:t>
-        </w:r>
-      </w:hyperlink>
-      <w:r>
-        <w:rPr>
-          <w:lang w:val="en_US" w:bidi="en_US"/>
-        </w:rPr>
-        <w:t xml:space="preserve">, </w:t>
-      </w:r>
-      <w:hyperlink r:id="rId48">
-        <w:r>
-          <w:rPr>
-            <w:lang w:val="en_US" w:bidi="en_US"/>
-          </w:rPr>
-          <w:rPr>
-            <w:color w:val="0000EE"/>
-            <w:u w:val="single"/>
-          </w:rPr>
-          <w:t>6:17</w:t>
-        </w:r>
-      </w:hyperlink>
+      <w:r>
+        <w:rPr>
+          <w:lang w:val="en_US" w:bidi="en_US"/>
+        </w:rPr>
+        <w:t>3:6</w:t>
+      </w:r>
+      <w:r>
+        <w:rPr>
+          <w:lang w:val="en_US" w:bidi="en_US"/>
+        </w:rPr>
+        <w:t xml:space="preserve">, </w:t>
+      </w:r>
+      <w:r>
+        <w:rPr>
+          <w:lang w:val="en_US" w:bidi="en_US"/>
+        </w:rPr>
+        <w:t>3:11</w:t>
+      </w:r>
+      <w:r>
+        <w:rPr>
+          <w:lang w:val="en_US" w:bidi="en_US"/>
+        </w:rPr>
+        <w:t xml:space="preserve">, </w:t>
+      </w:r>
+      <w:r>
+        <w:rPr>
+          <w:lang w:val="en_US" w:bidi="en_US"/>
+        </w:rPr>
+        <w:t>6:17</w:t>
+      </w:r>
       <w:r>
         <w:rPr>
           <w:lang w:val="en_US" w:bidi="en_US"/>
         </w:rPr>
         <w:t xml:space="preserve"> +; in address of decree or letter 3:31, </w:t>
       </w:r>
-      <w:hyperlink r:id="rId49">
-        <w:r>
-          <w:rPr>
-            <w:lang w:val="en_US" w:bidi="en_US"/>
-          </w:rPr>
-          <w:rPr>
-            <w:color w:val="0000EE"/>
-            <w:u w:val="single"/>
-          </w:rPr>
-          <w:t>Ezr 5:7</w:t>
-        </w:r>
-      </w:hyperlink>
-      <w:r>
-        <w:rPr>
-          <w:lang w:val="en_US" w:bidi="en_US"/>
-        </w:rPr>
-        <w:t xml:space="preserve">, </w:t>
-      </w:r>
-      <w:hyperlink r:id="rId50">
-        <w:r>
-          <w:rPr>
-            <w:lang w:val="en_US" w:bidi="en_US"/>
-          </w:rPr>
-          <w:rPr>
-            <w:color w:val="0000EE"/>
-            <w:u w:val="single"/>
-          </w:rPr>
-          <w:t>7:12</w:t>
-        </w:r>
-      </w:hyperlink>
+      <w:r>
+        <w:rPr>
+          <w:lang w:val="en_US" w:bidi="en_US"/>
+        </w:rPr>
+        <w:t>Ezr 5:7</w:t>
+      </w:r>
+      <w:r>
+        <w:rPr>
+          <w:lang w:val="en_US" w:bidi="en_US"/>
+        </w:rPr>
+        <w:t xml:space="preserve">, </w:t>
+      </w:r>
+      <w:r>
+        <w:rPr>
+          <w:lang w:val="en_US" w:bidi="en_US"/>
+        </w:rPr>
+        <w:t>7:12</w:t>
+      </w:r>
       <w:r>
         <w:rPr>
           <w:lang w:val="en_US" w:bidi="en_US"/>
@@ -1391,90 +1151,60 @@
         </w:rPr>
         <w:t xml:space="preserve"> </w:t>
       </w:r>
-      <w:hyperlink r:id="rId51">
-        <w:r>
-          <w:rPr>
-            <w:lang w:val="en_US" w:bidi="en_US"/>
-          </w:rPr>
-          <w:rPr>
-            <w:color w:val="0000EE"/>
-            <w:u w:val="single"/>
-          </w:rPr>
-          <w:t>Dn 4:16</w:t>
-        </w:r>
-      </w:hyperlink>
-      <w:r>
-        <w:rPr>
-          <w:lang w:val="en_US" w:bidi="en_US"/>
-        </w:rPr>
-        <w:t xml:space="preserve">, </w:t>
-      </w:r>
-      <w:hyperlink r:id="rId52">
-        <w:r>
-          <w:rPr>
-            <w:lang w:val="en_US" w:bidi="en_US"/>
-          </w:rPr>
-          <w:rPr>
-            <w:color w:val="0000EE"/>
-            <w:u w:val="single"/>
-          </w:rPr>
-          <w:t>4:18</w:t>
-        </w:r>
-      </w:hyperlink>
-      <w:r>
-        <w:rPr>
-          <w:lang w:val="en_US" w:bidi="en_US"/>
-        </w:rPr>
-        <w:t xml:space="preserve">, </w:t>
-      </w:r>
-      <w:hyperlink r:id="rId53">
-        <w:r>
-          <w:rPr>
-            <w:lang w:val="en_US" w:bidi="en_US"/>
-          </w:rPr>
-          <w:rPr>
-            <w:color w:val="0000EE"/>
-            <w:u w:val="single"/>
-          </w:rPr>
-          <w:t>5:17</w:t>
-        </w:r>
-      </w:hyperlink>
-      <w:r>
-        <w:rPr>
-          <w:lang w:val="en_US" w:bidi="en_US"/>
-        </w:rPr>
-        <w:t xml:space="preserve">, </w:t>
-      </w:r>
-      <w:hyperlink r:id="rId49">
-        <w:r>
-          <w:rPr>
-            <w:lang w:val="en_US" w:bidi="en_US"/>
-          </w:rPr>
-          <w:rPr>
-            <w:color w:val="0000EE"/>
-            <w:u w:val="single"/>
-          </w:rPr>
-          <w:t>Ezr 5:7</w:t>
-        </w:r>
-      </w:hyperlink>
-      <w:r>
-        <w:rPr>
-          <w:lang w:val="en_US" w:bidi="en_US"/>
-        </w:rPr>
-        <w:t xml:space="preserve">, </w:t>
-      </w:r>
-      <w:hyperlink r:id="rId54">
-        <w:r>
-          <w:rPr>
-            <w:lang w:val="en_US" w:bidi="en_US"/>
-          </w:rPr>
-          <w:rPr>
-            <w:color w:val="0000EE"/>
-            <w:u w:val="single"/>
-          </w:rPr>
-          <w:t>7:20</w:t>
-        </w:r>
-      </w:hyperlink>
+      <w:r>
+        <w:rPr>
+          <w:lang w:val="en_US" w:bidi="en_US"/>
+        </w:rPr>
+        <w:t>Dn 4:16</w:t>
+      </w:r>
+      <w:r>
+        <w:rPr>
+          <w:lang w:val="en_US" w:bidi="en_US"/>
+        </w:rPr>
+        <w:t xml:space="preserve">, </w:t>
+      </w:r>
+      <w:r>
+        <w:rPr>
+          <w:lang w:val="en_US" w:bidi="en_US"/>
+        </w:rPr>
+        <w:t>4:18</w:t>
+      </w:r>
+      <w:r>
+        <w:rPr>
+          <w:lang w:val="en_US" w:bidi="en_US"/>
+        </w:rPr>
+        <w:t xml:space="preserve">, </w:t>
+      </w:r>
+      <w:r>
+        <w:rPr>
+          <w:lang w:val="en_US" w:bidi="en_US"/>
+        </w:rPr>
+        <w:t>5:17</w:t>
+      </w:r>
+      <w:r>
+        <w:rPr>
+          <w:lang w:val="en_US" w:bidi="en_US"/>
+        </w:rPr>
+        <w:t xml:space="preserve">, </w:t>
+      </w:r>
+      <w:r>
+        <w:rPr>
+          <w:lang w:val="en_US" w:bidi="en_US"/>
+        </w:rPr>
+        <w:t>Ezr 5:7</w:t>
+      </w:r>
+      <w:r>
+        <w:rPr>
+          <w:lang w:val="en_US" w:bidi="en_US"/>
+        </w:rPr>
+        <w:t xml:space="preserve">, </w:t>
+      </w:r>
+      <w:r>
+        <w:rPr>
+          <w:lang w:val="en_US" w:bidi="en_US"/>
+        </w:rPr>
+        <w:t>7:20</w:t>
+      </w:r>
       <w:r>
         <w:rPr>
           <w:lang w:val="en_US" w:bidi="en_US"/>
@@ -1494,18 +1224,12 @@
         </w:rPr>
         <w:t xml:space="preserve"> </w:t>
       </w:r>
-      <w:hyperlink r:id="rId55">
-        <w:r>
-          <w:rPr>
-            <w:lang w:val="en_US" w:bidi="en_US"/>
-          </w:rPr>
-          <w:rPr>
-            <w:color w:val="0000EE"/>
-            <w:u w:val="single"/>
-          </w:rPr>
-          <w:t>Dn 4:23</w:t>
-        </w:r>
-      </w:hyperlink>
+      <w:r>
+        <w:rPr>
+          <w:lang w:val="en_US" w:bidi="en_US"/>
+        </w:rPr>
+        <w:t>Dn 4:23</w:t>
+      </w:r>
       <w:r>
         <w:rPr>
           <w:lang w:val="en_US" w:bidi="en_US"/>
@@ -1563,72 +1287,48 @@
         </w:rPr>
         <w:t xml:space="preserve">), </w:t>
       </w:r>
-      <w:hyperlink r:id="rId56">
-        <w:r>
-          <w:rPr>
-            <w:lang w:val="en_US" w:bidi="en_US"/>
-          </w:rPr>
-          <w:rPr>
-            <w:color w:val="0000EE"/>
-            <w:u w:val="single"/>
-          </w:rPr>
-          <w:t>Dn 2:10</w:t>
-        </w:r>
-      </w:hyperlink>
-      <w:r>
-        <w:rPr>
-          <w:lang w:val="en_US" w:bidi="en_US"/>
-        </w:rPr>
-        <w:t xml:space="preserve">, </w:t>
-      </w:r>
-      <w:hyperlink r:id="rId57">
-        <w:r>
-          <w:rPr>
-            <w:lang w:val="en_US" w:bidi="en_US"/>
-          </w:rPr>
-          <w:rPr>
-            <w:color w:val="0000EE"/>
-            <w:u w:val="single"/>
-          </w:rPr>
-          <w:t>2:12</w:t>
-        </w:r>
-      </w:hyperlink>
-      <w:r>
-        <w:rPr>
-          <w:lang w:val="en_US" w:bidi="en_US"/>
-        </w:rPr>
-        <w:t xml:space="preserve">, </w:t>
-      </w:r>
-      <w:hyperlink r:id="rId58">
-        <w:r>
-          <w:rPr>
-            <w:lang w:val="en_US" w:bidi="en_US"/>
-          </w:rPr>
-          <w:rPr>
-            <w:color w:val="0000EE"/>
-            <w:u w:val="single"/>
-          </w:rPr>
-          <w:t>2:14</w:t>
-        </w:r>
-      </w:hyperlink>
-      <w:r>
-        <w:rPr>
-          <w:lang w:val="en_US" w:bidi="en_US"/>
-        </w:rPr>
-        <w:t xml:space="preserve">, </w:t>
-      </w:r>
-      <w:hyperlink r:id="rId59">
-        <w:r>
-          <w:rPr>
-            <w:lang w:val="en_US" w:bidi="en_US"/>
-          </w:rPr>
-          <w:rPr>
-            <w:color w:val="0000EE"/>
-            <w:u w:val="single"/>
-          </w:rPr>
-          <w:t>2:24</w:t>
-        </w:r>
-      </w:hyperlink>
+      <w:r>
+        <w:rPr>
+          <w:lang w:val="en_US" w:bidi="en_US"/>
+        </w:rPr>
+        <w:t>Dn 2:10</w:t>
+      </w:r>
+      <w:r>
+        <w:rPr>
+          <w:lang w:val="en_US" w:bidi="en_US"/>
+        </w:rPr>
+        <w:t xml:space="preserve">, </w:t>
+      </w:r>
+      <w:r>
+        <w:rPr>
+          <w:lang w:val="en_US" w:bidi="en_US"/>
+        </w:rPr>
+        <w:t>2:12</w:t>
+      </w:r>
+      <w:r>
+        <w:rPr>
+          <w:lang w:val="en_US" w:bidi="en_US"/>
+        </w:rPr>
+        <w:t xml:space="preserve">, </w:t>
+      </w:r>
+      <w:r>
+        <w:rPr>
+          <w:lang w:val="en_US" w:bidi="en_US"/>
+        </w:rPr>
+        <w:t>2:14</w:t>
+      </w:r>
+      <w:r>
+        <w:rPr>
+          <w:lang w:val="en_US" w:bidi="en_US"/>
+        </w:rPr>
+        <w:t xml:space="preserve">, </w:t>
+      </w:r>
+      <w:r>
+        <w:rPr>
+          <w:lang w:val="en_US" w:bidi="en_US"/>
+        </w:rPr>
+        <w:t>2:24</w:t>
+      </w:r>
       <w:r>
         <w:rPr>
           <w:lang w:val="en_US" w:bidi="en_US"/>
@@ -1647,18 +1347,12 @@
         </w:rPr>
         <w:t xml:space="preserve">, </w:t>
       </w:r>
-      <w:hyperlink r:id="rId60">
-        <w:r>
-          <w:rPr>
-            <w:lang w:val="en_US" w:bidi="en_US"/>
-          </w:rPr>
-          <w:rPr>
-            <w:color w:val="0000EE"/>
-            <w:u w:val="single"/>
-          </w:rPr>
-          <w:t>Ezr 7:25</w:t>
-        </w:r>
-      </w:hyperlink>
+      <w:r>
+        <w:rPr>
+          <w:lang w:val="en_US" w:bidi="en_US"/>
+        </w:rPr>
+        <w:t>Ezr 7:25</w:t>
+      </w:r>
       <w:r>
         <w:rPr>
           <w:lang w:val="en_US" w:bidi="en_US"/>
@@ -1689,48 +1383,30 @@
         </w:rPr>
         <w:t xml:space="preserve"> Ju </w:t>
       </w:r>
-      <w:hyperlink r:id="rId61">
-        <w:r>
-          <w:rPr>
-            <w:lang w:val="en_US" w:bidi="en_US"/>
-          </w:rPr>
-          <w:rPr>
-            <w:color w:val="0000EE"/>
-            <w:u w:val="single"/>
-          </w:rPr>
-          <w:t>3:15</w:t>
-        </w:r>
-      </w:hyperlink>
-      <w:r>
-        <w:rPr>
-          <w:lang w:val="en_US" w:bidi="en_US"/>
-        </w:rPr>
-        <w:t xml:space="preserve">, </w:t>
-      </w:r>
-      <w:hyperlink r:id="rId62">
-        <w:r>
-          <w:rPr>
-            <w:lang w:val="en_US" w:bidi="en_US"/>
-          </w:rPr>
-          <w:rPr>
-            <w:color w:val="0000EE"/>
-            <w:u w:val="single"/>
-          </w:rPr>
-          <w:t>Is</w:t>
-        </w:r>
-      </w:hyperlink>
-      <w:hyperlink r:id="rId62">
-        <w:r>
-          <w:rPr>
-            <w:lang w:val="en_US" w:bidi="en_US"/>
-          </w:rPr>
-          <w:rPr>
-            <w:color w:val="0000EE"/>
-            <w:u w:val="single"/>
-          </w:rPr>
-          <w:t xml:space="preserve"> 8:2</w:t>
-        </w:r>
-      </w:hyperlink>
+      <w:r>
+        <w:rPr>
+          <w:lang w:val="en_US" w:bidi="en_US"/>
+        </w:rPr>
+        <w:t>3:15</w:t>
+      </w:r>
+      <w:r>
+        <w:rPr>
+          <w:lang w:val="en_US" w:bidi="en_US"/>
+        </w:rPr>
+        <w:t xml:space="preserve">, </w:t>
+      </w:r>
+      <w:r>
+        <w:rPr>
+          <w:lang w:val="en_US" w:bidi="en_US"/>
+        </w:rPr>
+        <w:t>Is</w:t>
+      </w:r>
+      <w:r>
+        <w:rPr>
+          <w:lang w:val="en_US" w:bidi="en_US"/>
+        </w:rPr>
+        <w:t xml:space="preserve"> 8:2</w:t>
+      </w:r>
       <w:r>
         <w:rPr>
           <w:lang w:val="en_US" w:bidi="en_US"/>
@@ -1776,36 +1452,24 @@
         </w:rPr>
         <w:t xml:space="preserve">) </w:t>
       </w:r>
-      <w:hyperlink r:id="rId24">
-        <w:r>
-          <w:rPr>
-            <w:lang w:val="en_US" w:bidi="en_US"/>
-          </w:rPr>
-          <w:rPr>
-            <w:color w:val="0000EE"/>
-            <w:u w:val="single"/>
-          </w:rPr>
-          <w:t>Dn 2:35</w:t>
-        </w:r>
-      </w:hyperlink>
-      <w:r>
-        <w:rPr>
-          <w:lang w:val="en_US" w:bidi="en_US"/>
-        </w:rPr>
-        <w:t xml:space="preserve">, </w:t>
-      </w:r>
-      <w:hyperlink r:id="rId63">
-        <w:r>
-          <w:rPr>
-            <w:lang w:val="en_US" w:bidi="en_US"/>
-          </w:rPr>
-          <w:rPr>
-            <w:color w:val="0000EE"/>
-            <w:u w:val="single"/>
-          </w:rPr>
-          <w:t>4:27</w:t>
-        </w:r>
-      </w:hyperlink>
+      <w:r>
+        <w:rPr>
+          <w:lang w:val="en_US" w:bidi="en_US"/>
+        </w:rPr>
+        <w:t>Dn 2:35</w:t>
+      </w:r>
+      <w:r>
+        <w:rPr>
+          <w:lang w:val="en_US" w:bidi="en_US"/>
+        </w:rPr>
+        <w:t xml:space="preserve">, </w:t>
+      </w:r>
+      <w:r>
+        <w:rPr>
+          <w:lang w:val="en_US" w:bidi="en_US"/>
+        </w:rPr>
+        <w:t>4:27</w:t>
+      </w:r>
       <w:r>
         <w:rPr>
           <w:lang w:val="en_US" w:bidi="en_US"/>
@@ -1838,18 +1502,12 @@
         </w:rPr>
         <w:t xml:space="preserve"> </w:t>
       </w:r>
-      <w:hyperlink r:id="rId64">
-        <w:r>
-          <w:rPr>
-            <w:lang w:val="en_US" w:bidi="en_US"/>
-          </w:rPr>
-          <w:rPr>
-            <w:color w:val="0000EE"/>
-            <w:u w:val="single"/>
-          </w:rPr>
-          <w:t>Ezr 6:8</w:t>
-        </w:r>
-      </w:hyperlink>
+      <w:r>
+        <w:rPr>
+          <w:lang w:val="en_US" w:bidi="en_US"/>
+        </w:rPr>
+        <w:t>Ezr 6:8</w:t>
+      </w:r>
       <w:r>
         <w:rPr>
           <w:lang w:val="en_US" w:bidi="en_US"/>
@@ -1868,18 +1526,12 @@
         </w:rPr>
         <w:t xml:space="preserve">, </w:t>
       </w:r>
-      <w:hyperlink r:id="rId65">
-        <w:r>
-          <w:rPr>
-            <w:lang w:val="en_US" w:bidi="en_US"/>
-          </w:rPr>
-          <w:rPr>
-            <w:color w:val="0000EE"/>
-            <w:u w:val="single"/>
-          </w:rPr>
-          <w:t>7:14</w:t>
-        </w:r>
-      </w:hyperlink>
+      <w:r>
+        <w:rPr>
+          <w:lang w:val="en_US" w:bidi="en_US"/>
+        </w:rPr>
+        <w:t>7:14</w:t>
+      </w:r>
       <w:r>
         <w:rPr>
           <w:lang w:val="en_US" w:bidi="en_US"/>
@@ -1924,18 +1576,12 @@
         </w:rPr>
         <w:t xml:space="preserve"> </w:t>
       </w:r>
-      <w:hyperlink r:id="rId66">
-        <w:r>
-          <w:rPr>
-            <w:lang w:val="en_US" w:bidi="en_US"/>
-          </w:rPr>
-          <w:rPr>
-            <w:color w:val="0000EE"/>
-            <w:u w:val="single"/>
-          </w:rPr>
-          <w:t>Dn 5:23</w:t>
-        </w:r>
-      </w:hyperlink>
+      <w:r>
+        <w:rPr>
+          <w:lang w:val="en_US" w:bidi="en_US"/>
+        </w:rPr>
+        <w:t>Dn 5:23</w:t>
+      </w:r>
       <w:r>
         <w:rPr>
           <w:lang w:val="en_US" w:bidi="en_US"/>
@@ -1954,54 +1600,36 @@
         </w:rPr>
         <w:t xml:space="preserve">, </w:t>
       </w:r>
-      <w:hyperlink r:id="rId13">
-        <w:r>
-          <w:rPr>
-            <w:lang w:val="en_US" w:bidi="en_US"/>
-          </w:rPr>
-          <w:rPr>
-            <w:color w:val="0000EE"/>
-            <w:u w:val="single"/>
-          </w:rPr>
-          <w:t>7:4</w:t>
-        </w:r>
-      </w:hyperlink>
-      <w:r>
-        <w:rPr>
-          <w:lang w:val="en_US" w:bidi="en_US"/>
-        </w:rPr>
-        <w:t xml:space="preserve">, </w:t>
-      </w:r>
-      <w:hyperlink r:id="rId67">
-        <w:r>
-          <w:rPr>
-            <w:lang w:val="en_US" w:bidi="en_US"/>
-          </w:rPr>
-          <w:rPr>
-            <w:color w:val="0000EE"/>
-            <w:u w:val="single"/>
-          </w:rPr>
-          <w:t>7:6</w:t>
-        </w:r>
-      </w:hyperlink>
-      <w:r>
-        <w:rPr>
-          <w:lang w:val="en_US" w:bidi="en_US"/>
-        </w:rPr>
-        <w:t xml:space="preserve">, </w:t>
-      </w:r>
-      <w:hyperlink r:id="rId68">
-        <w:r>
-          <w:rPr>
-            <w:lang w:val="en_US" w:bidi="en_US"/>
-          </w:rPr>
-          <w:rPr>
-            <w:color w:val="0000EE"/>
-            <w:u w:val="single"/>
-          </w:rPr>
-          <w:t>7:7</w:t>
-        </w:r>
-      </w:hyperlink>
+      <w:r>
+        <w:rPr>
+          <w:lang w:val="en_US" w:bidi="en_US"/>
+        </w:rPr>
+        <w:t>7:4</w:t>
+      </w:r>
+      <w:r>
+        <w:rPr>
+          <w:lang w:val="en_US" w:bidi="en_US"/>
+        </w:rPr>
+        <w:t xml:space="preserve">, </w:t>
+      </w:r>
+      <w:r>
+        <w:rPr>
+          <w:lang w:val="en_US" w:bidi="en_US"/>
+        </w:rPr>
+        <w:t>7:6</w:t>
+      </w:r>
+      <w:r>
+        <w:rPr>
+          <w:lang w:val="en_US" w:bidi="en_US"/>
+        </w:rPr>
+        <w:t xml:space="preserve">, </w:t>
+      </w:r>
+      <w:r>
+        <w:rPr>
+          <w:lang w:val="en_US" w:bidi="en_US"/>
+        </w:rPr>
+        <w:t>7:7</w:t>
+      </w:r>
       <w:r>
         <w:rPr>
           <w:lang w:val="en_US" w:bidi="en_US"/>
@@ -2033,18 +1661,12 @@
         </w:rPr>
         <w:t xml:space="preserve"> </w:t>
       </w:r>
-      <w:hyperlink r:id="rId69">
-        <w:r>
-          <w:rPr>
-            <w:lang w:val="en_US" w:bidi="en_US"/>
-          </w:rPr>
-          <w:rPr>
-            <w:color w:val="0000EE"/>
-            <w:u w:val="single"/>
-          </w:rPr>
-          <w:t>2:20</w:t>
-        </w:r>
-      </w:hyperlink>
+      <w:r>
+        <w:rPr>
+          <w:lang w:val="en_US" w:bidi="en_US"/>
+        </w:rPr>
+        <w:t>2:20</w:t>
+      </w:r>
       <w:r>
         <w:rPr>
           <w:lang w:val="en_US" w:bidi="en_US"/>
@@ -2075,18 +1697,12 @@
         </w:rPr>
         <w:t xml:space="preserve"> </w:t>
       </w:r>
-      <w:hyperlink r:id="rId70">
-        <w:r>
-          <w:rPr>
-            <w:lang w:val="en_US" w:bidi="en_US"/>
-          </w:rPr>
-          <w:rPr>
-            <w:color w:val="0000EE"/>
-            <w:u w:val="single"/>
-          </w:rPr>
-          <w:t>Ezr 4:16</w:t>
-        </w:r>
-      </w:hyperlink>
+      <w:r>
+        <w:rPr>
+          <w:lang w:val="en_US" w:bidi="en_US"/>
+        </w:rPr>
+        <w:t>Ezr 4:16</w:t>
+      </w:r>
       <w:r>
         <w:rPr>
           <w:lang w:val="en_US" w:bidi="en_US"/>
@@ -2118,54 +1734,36 @@
         </w:rPr>
         <w:t xml:space="preserve"> </w:t>
       </w:r>
-      <w:hyperlink r:id="rId71">
-        <w:r>
-          <w:rPr>
-            <w:lang w:val="en_US" w:bidi="en_US"/>
-          </w:rPr>
-          <w:rPr>
-            <w:color w:val="0000EE"/>
-            <w:u w:val="single"/>
-          </w:rPr>
-          <w:t>2:35</w:t>
-        </w:r>
-      </w:hyperlink>
-      <w:r>
-        <w:rPr>
-          <w:lang w:val="en_US" w:bidi="en_US"/>
-        </w:rPr>
-        <w:t xml:space="preserve">, </w:t>
-      </w:r>
-      <w:hyperlink r:id="rId72">
-        <w:r>
-          <w:rPr>
-            <w:lang w:val="en_US" w:bidi="en_US"/>
-          </w:rPr>
-          <w:rPr>
-            <w:color w:val="0000EE"/>
-            <w:u w:val="single"/>
-          </w:rPr>
-          <w:t>6:5</w:t>
-        </w:r>
-      </w:hyperlink>
-      <w:r>
-        <w:rPr>
-          <w:lang w:val="en_US" w:bidi="en_US"/>
-        </w:rPr>
-        <w:t xml:space="preserve">, </w:t>
-      </w:r>
-      <w:hyperlink r:id="rId73">
-        <w:r>
-          <w:rPr>
-            <w:lang w:val="en_US" w:bidi="en_US"/>
-          </w:rPr>
-          <w:rPr>
-            <w:color w:val="0000EE"/>
-            <w:u w:val="single"/>
-          </w:rPr>
-          <w:t>6:6</w:t>
-        </w:r>
-      </w:hyperlink>
+      <w:r>
+        <w:rPr>
+          <w:lang w:val="en_US" w:bidi="en_US"/>
+        </w:rPr>
+        <w:t>2:35</w:t>
+      </w:r>
+      <w:r>
+        <w:rPr>
+          <w:lang w:val="en_US" w:bidi="en_US"/>
+        </w:rPr>
+        <w:t xml:space="preserve">, </w:t>
+      </w:r>
+      <w:r>
+        <w:rPr>
+          <w:lang w:val="en_US" w:bidi="en_US"/>
+        </w:rPr>
+        <w:t>6:5</w:t>
+      </w:r>
+      <w:r>
+        <w:rPr>
+          <w:lang w:val="en_US" w:bidi="en_US"/>
+        </w:rPr>
+        <w:t xml:space="preserve">, </w:t>
+      </w:r>
+      <w:r>
+        <w:rPr>
+          <w:lang w:val="en_US" w:bidi="en_US"/>
+        </w:rPr>
+        <w:t>6:6</w:t>
+      </w:r>
       <w:r>
         <w:rPr>
           <w:lang w:val="en_US" w:bidi="en_US"/>
@@ -2184,30 +1782,18 @@
         </w:rPr>
         <w:t xml:space="preserve"> </w:t>
       </w:r>
-      <w:hyperlink r:id="rId74">
-        <w:r>
-          <w:rPr>
-            <w:lang w:val="en_US" w:bidi="en_US"/>
-          </w:rPr>
-          <w:rPr>
-            <w:color w:val="0000EE"/>
-            <w:u w:val="single"/>
-          </w:rPr>
-          <w:t>Dt</w:t>
-        </w:r>
-      </w:hyperlink>
-      <w:hyperlink r:id="rId74">
-        <w:r>
-          <w:rPr>
-            <w:lang w:val="en_US" w:bidi="en_US"/>
-          </w:rPr>
-          <w:rPr>
-            <w:color w:val="0000EE"/>
-            <w:u w:val="single"/>
-          </w:rPr>
-          <w:t xml:space="preserve"> 22:14</w:t>
-        </w:r>
-      </w:hyperlink>
+      <w:r>
+        <w:rPr>
+          <w:lang w:val="en_US" w:bidi="en_US"/>
+        </w:rPr>
+        <w:t>Dt</w:t>
+      </w:r>
+      <w:r>
+        <w:rPr>
+          <w:lang w:val="en_US" w:bidi="en_US"/>
+        </w:rPr>
+        <w:t xml:space="preserve"> 22:14</w:t>
+      </w:r>
       <w:r>
         <w:rPr>
           <w:lang w:val="en_US" w:bidi="en_US"/>
@@ -2253,18 +1839,12 @@
         </w:rPr>
         <w:t xml:space="preserve">) </w:t>
       </w:r>
-      <w:hyperlink r:id="rId75">
-        <w:r>
-          <w:rPr>
-            <w:lang w:val="en_US" w:bidi="en_US"/>
-          </w:rPr>
-          <w:rPr>
-            <w:color w:val="0000EE"/>
-            <w:u w:val="single"/>
-          </w:rPr>
-          <w:t>Dn 7:1</w:t>
-        </w:r>
-      </w:hyperlink>
+      <w:r>
+        <w:rPr>
+          <w:lang w:val="en_US" w:bidi="en_US"/>
+        </w:rPr>
+        <w:t>Dn 7:1</w:t>
+      </w:r>
       <w:r>
         <w:rPr>
           <w:lang w:val="en_US" w:bidi="en_US"/>
@@ -2283,108 +1863,72 @@
         </w:rPr>
         <w:t xml:space="preserve">:, </w:t>
       </w:r>
-      <w:hyperlink r:id="rId76">
-        <w:r>
-          <w:rPr>
-            <w:lang w:val="en_US" w:bidi="en_US"/>
-          </w:rPr>
-          <w:rPr>
-            <w:color w:val="0000EE"/>
-            <w:u w:val="single"/>
-          </w:rPr>
-          <w:t>Ezr 5:13</w:t>
-        </w:r>
-      </w:hyperlink>
-      <w:r>
-        <w:rPr>
-          <w:lang w:val="en_US" w:bidi="en_US"/>
-        </w:rPr>
-        <w:t xml:space="preserve">, </w:t>
-      </w:r>
-      <w:hyperlink r:id="rId77">
-        <w:r>
-          <w:rPr>
-            <w:lang w:val="en_US" w:bidi="en_US"/>
-          </w:rPr>
-          <w:rPr>
-            <w:color w:val="0000EE"/>
-            <w:u w:val="single"/>
-          </w:rPr>
-          <w:t>6:3</w:t>
-        </w:r>
-      </w:hyperlink>
-      <w:r>
-        <w:rPr>
-          <w:lang w:val="en_US" w:bidi="en_US"/>
-        </w:rPr>
-        <w:t xml:space="preserve">, </w:t>
-      </w:r>
-      <w:hyperlink r:id="rId78">
-        <w:r>
-          <w:rPr>
-            <w:lang w:val="en_US" w:bidi="en_US"/>
-          </w:rPr>
-          <w:rPr>
-            <w:color w:val="0000EE"/>
-            <w:u w:val="single"/>
-          </w:rPr>
-          <w:t>6:15</w:t>
-        </w:r>
-      </w:hyperlink>
-      <w:r>
-        <w:rPr>
-          <w:lang w:val="en_US" w:bidi="en_US"/>
-        </w:rPr>
-        <w:t xml:space="preserve">, </w:t>
-      </w:r>
-      <w:hyperlink r:id="rId78">
-        <w:r>
-          <w:rPr>
-            <w:lang w:val="en_US" w:bidi="en_US"/>
-          </w:rPr>
-          <w:rPr>
-            <w:color w:val="0000EE"/>
-            <w:u w:val="single"/>
-          </w:rPr>
-          <w:t>6:15</w:t>
-        </w:r>
-      </w:hyperlink>
+      <w:r>
+        <w:rPr>
+          <w:lang w:val="en_US" w:bidi="en_US"/>
+        </w:rPr>
+        <w:t>Ezr 5:13</w:t>
+      </w:r>
+      <w:r>
+        <w:rPr>
+          <w:lang w:val="en_US" w:bidi="en_US"/>
+        </w:rPr>
+        <w:t xml:space="preserve">, </w:t>
+      </w:r>
+      <w:r>
+        <w:rPr>
+          <w:lang w:val="en_US" w:bidi="en_US"/>
+        </w:rPr>
+        <w:t>6:3</w:t>
+      </w:r>
+      <w:r>
+        <w:rPr>
+          <w:lang w:val="en_US" w:bidi="en_US"/>
+        </w:rPr>
+        <w:t xml:space="preserve">, </w:t>
+      </w:r>
+      <w:r>
+        <w:rPr>
+          <w:lang w:val="en_US" w:bidi="en_US"/>
+        </w:rPr>
+        <w:t>6:15</w:t>
+      </w:r>
+      <w:r>
+        <w:rPr>
+          <w:lang w:val="en_US" w:bidi="en_US"/>
+        </w:rPr>
+        <w:t xml:space="preserve">, </w:t>
+      </w:r>
+      <w:r>
+        <w:rPr>
+          <w:lang w:val="en_US" w:bidi="en_US"/>
+        </w:rPr>
+        <w:t>6:15</w:t>
+      </w:r>
       <w:r>
         <w:rPr>
           <w:lang w:val="en_US" w:bidi="en_US"/>
         </w:rPr>
         <w:t xml:space="preserve">; </w:t>
       </w:r>
-      <w:hyperlink r:id="rId79">
-        <w:r>
-          <w:rPr>
-            <w:lang w:val="en_US" w:bidi="en_US"/>
-          </w:rPr>
-          <w:rPr>
-            <w:color w:val="0000EE"/>
-            <w:u w:val="single"/>
-          </w:rPr>
-          <w:t>5:8</w:t>
-        </w:r>
-      </w:hyperlink>
-      <w:r>
-        <w:rPr>
-          <w:lang w:val="en_US" w:bidi="en_US"/>
-        </w:rPr>
-        <w:t xml:space="preserve">, </w:t>
-      </w:r>
-      <w:hyperlink r:id="rId80">
-        <w:r>
-          <w:rPr>
-            <w:lang w:val="en_US" w:bidi="en_US"/>
-          </w:rPr>
-          <w:rPr>
-            <w:color w:val="0000EE"/>
-            <w:u w:val="single"/>
-          </w:rPr>
-          <w:t>5:11</w:t>
-        </w:r>
-      </w:hyperlink>
+      <w:r>
+        <w:rPr>
+          <w:lang w:val="en_US" w:bidi="en_US"/>
+        </w:rPr>
+        <w:t>5:8</w:t>
+      </w:r>
+      <w:r>
+        <w:rPr>
+          <w:lang w:val="en_US" w:bidi="en_US"/>
+        </w:rPr>
+        <w:t xml:space="preserve">, </w:t>
+      </w:r>
+      <w:r>
+        <w:rPr>
+          <w:lang w:val="en_US" w:bidi="en_US"/>
+        </w:rPr>
+        <w:t>5:11</w:t>
+      </w:r>
       <w:r>
         <w:rPr>
           <w:lang w:val="en_US" w:bidi="en_US"/>
@@ -2443,18 +1987,12 @@
         </w:rPr>
         <w:t xml:space="preserve">) </w:t>
       </w:r>
-      <w:hyperlink r:id="rId81">
-        <w:r>
-          <w:rPr>
-            <w:lang w:val="en_US" w:bidi="en_US"/>
-          </w:rPr>
-          <w:rPr>
-            <w:color w:val="0000EE"/>
-            <w:u w:val="single"/>
-          </w:rPr>
-          <w:t>Dn 4:9</w:t>
-        </w:r>
-      </w:hyperlink>
+      <w:r>
+        <w:rPr>
+          <w:lang w:val="en_US" w:bidi="en_US"/>
+        </w:rPr>
+        <w:t>Dn 4:9</w:t>
+      </w:r>
       <w:r>
         <w:rPr>
           <w:lang w:val="en_US" w:bidi="en_US"/>
@@ -2473,144 +2011,96 @@
         </w:rPr>
         <w:t xml:space="preserve"> v:</w:t>
       </w:r>
-      <w:hyperlink r:id="rId63">
-        <w:r>
-          <w:rPr>
-            <w:lang w:val="en_US" w:bidi="en_US"/>
-          </w:rPr>
-          <w:rPr>
-            <w:color w:val="0000EE"/>
-            <w:u w:val="single"/>
-          </w:rPr>
-          <w:t>27</w:t>
-        </w:r>
-      </w:hyperlink>
+      <w:r>
+        <w:rPr>
+          <w:lang w:val="en_US" w:bidi="en_US"/>
+        </w:rPr>
+        <w:t>27</w:t>
+      </w:r>
       <w:r>
         <w:rPr>
           <w:lang w:val="en_US" w:bidi="en_US"/>
         </w:rPr>
         <w:t>, v:</w:t>
       </w:r>
-      <w:hyperlink r:id="rId63">
-        <w:r>
-          <w:rPr>
-            <w:lang w:val="en_US" w:bidi="en_US"/>
-          </w:rPr>
-          <w:rPr>
-            <w:color w:val="0000EE"/>
-            <w:u w:val="single"/>
-          </w:rPr>
-          <w:t>27</w:t>
-        </w:r>
-      </w:hyperlink>
+      <w:r>
+        <w:rPr>
+          <w:lang w:val="en_US" w:bidi="en_US"/>
+        </w:rPr>
+        <w:t>27</w:t>
+      </w:r>
       <w:r>
         <w:rPr>
           <w:lang w:val="en_US" w:bidi="en_US"/>
         </w:rPr>
         <w:t>, v:</w:t>
       </w:r>
-      <w:hyperlink r:id="rId82">
-        <w:r>
-          <w:rPr>
-            <w:lang w:val="en_US" w:bidi="en_US"/>
-          </w:rPr>
-          <w:rPr>
-            <w:color w:val="0000EE"/>
-            <w:u w:val="single"/>
-          </w:rPr>
-          <w:t>33</w:t>
-        </w:r>
-      </w:hyperlink>
-      <w:r>
-        <w:rPr>
-          <w:lang w:val="en_US" w:bidi="en_US"/>
-        </w:rPr>
-        <w:t xml:space="preserve">, </w:t>
-      </w:r>
-      <w:hyperlink r:id="rId83">
-        <w:r>
-          <w:rPr>
-            <w:lang w:val="en_US" w:bidi="en_US"/>
-          </w:rPr>
-          <w:rPr>
-            <w:color w:val="0000EE"/>
-            <w:u w:val="single"/>
-          </w:rPr>
-          <w:t>7:22</w:t>
-        </w:r>
-      </w:hyperlink>
-      <w:r>
-        <w:rPr>
-          <w:lang w:val="en_US" w:bidi="en_US"/>
-        </w:rPr>
-        <w:t xml:space="preserve">, </w:t>
-      </w:r>
-      <w:hyperlink r:id="rId23">
-        <w:r>
-          <w:rPr>
-            <w:lang w:val="en_US" w:bidi="en_US"/>
-          </w:rPr>
-          <w:rPr>
-            <w:color w:val="0000EE"/>
-            <w:u w:val="single"/>
-          </w:rPr>
-          <w:t>Ezr 6:9</w:t>
-        </w:r>
-      </w:hyperlink>
-      <w:r>
-        <w:rPr>
-          <w:lang w:val="en_US" w:bidi="en_US"/>
-        </w:rPr>
-        <w:t xml:space="preserve">, </w:t>
-      </w:r>
-      <w:hyperlink r:id="rId84">
-        <w:r>
-          <w:rPr>
-            <w:lang w:val="en_US" w:bidi="en_US"/>
-          </w:rPr>
-          <w:rPr>
-            <w:color w:val="0000EE"/>
-            <w:u w:val="single"/>
-          </w:rPr>
-          <w:t>6:17</w:t>
-        </w:r>
-      </w:hyperlink>
-      <w:r>
-        <w:rPr>
-          <w:lang w:val="en_US" w:bidi="en_US"/>
-        </w:rPr>
-        <w:t xml:space="preserve">, </w:t>
-      </w:r>
-      <w:hyperlink r:id="rId85">
-        <w:r>
-          <w:rPr>
-            <w:lang w:val="en_US" w:bidi="en_US"/>
-          </w:rPr>
-          <w:rPr>
-            <w:color w:val="0000EE"/>
-            <w:u w:val="single"/>
-          </w:rPr>
-          <w:t>7:19</w:t>
-        </w:r>
-      </w:hyperlink>
-      <w:r>
-        <w:rPr>
-          <w:lang w:val="en_US" w:bidi="en_US"/>
-        </w:rPr>
-        <w:t xml:space="preserve">, </w:t>
-      </w:r>
-      <w:hyperlink r:id="rId86">
-        <w:r>
-          <w:rPr>
-            <w:lang w:val="en_US" w:bidi="en_US"/>
-          </w:rPr>
-          <w:rPr>
-            <w:color w:val="0000EE"/>
-            <w:u w:val="single"/>
-          </w:rPr>
-          <w:t>7:23</w:t>
-        </w:r>
-      </w:hyperlink>
+      <w:r>
+        <w:rPr>
+          <w:lang w:val="en_US" w:bidi="en_US"/>
+        </w:rPr>
+        <w:t>33</w:t>
+      </w:r>
+      <w:r>
+        <w:rPr>
+          <w:lang w:val="en_US" w:bidi="en_US"/>
+        </w:rPr>
+        <w:t xml:space="preserve">, </w:t>
+      </w:r>
+      <w:r>
+        <w:rPr>
+          <w:lang w:val="en_US" w:bidi="en_US"/>
+        </w:rPr>
+        <w:t>7:22</w:t>
+      </w:r>
+      <w:r>
+        <w:rPr>
+          <w:lang w:val="en_US" w:bidi="en_US"/>
+        </w:rPr>
+        <w:t xml:space="preserve">, </w:t>
+      </w:r>
+      <w:r>
+        <w:rPr>
+          <w:lang w:val="en_US" w:bidi="en_US"/>
+        </w:rPr>
+        <w:t>Ezr 6:9</w:t>
+      </w:r>
+      <w:r>
+        <w:rPr>
+          <w:lang w:val="en_US" w:bidi="en_US"/>
+        </w:rPr>
+        <w:t xml:space="preserve">, </w:t>
+      </w:r>
+      <w:r>
+        <w:rPr>
+          <w:lang w:val="en_US" w:bidi="en_US"/>
+        </w:rPr>
+        <w:t>6:17</w:t>
+      </w:r>
+      <w:r>
+        <w:rPr>
+          <w:lang w:val="en_US" w:bidi="en_US"/>
+        </w:rPr>
+        <w:t xml:space="preserve">, </w:t>
+      </w:r>
+      <w:r>
+        <w:rPr>
+          <w:lang w:val="en_US" w:bidi="en_US"/>
+        </w:rPr>
+        <w:t>7:19</w:t>
+      </w:r>
+      <w:r>
+        <w:rPr>
+          <w:lang w:val="en_US" w:bidi="en_US"/>
+        </w:rPr>
+        <w:t xml:space="preserve">, </w:t>
+      </w:r>
+      <w:r>
+        <w:rPr>
+          <w:lang w:val="en_US" w:bidi="en_US"/>
+        </w:rPr>
+        <w:t>7:23</w:t>
+      </w:r>
       <w:r>
         <w:rPr>
           <w:lang w:val="en_US" w:bidi="en_US"/>
@@ -2630,18 +2120,12 @@
         </w:rPr>
         <w:t xml:space="preserve"> </w:t>
       </w:r>
-      <w:hyperlink r:id="rId39">
-        <w:r>
-          <w:rPr>
-            <w:lang w:val="en_US" w:bidi="en_US"/>
-          </w:rPr>
-          <w:rPr>
-            <w:color w:val="0000EE"/>
-            <w:u w:val="single"/>
-          </w:rPr>
-          <w:t>Ezr 6:10</w:t>
-        </w:r>
-      </w:hyperlink>
+      <w:r>
+        <w:rPr>
+          <w:lang w:val="en_US" w:bidi="en_US"/>
+        </w:rPr>
+        <w:t>Ezr 6:10</w:t>
+      </w:r>
       <w:r>
         <w:rPr>
           <w:lang w:val="en_US" w:bidi="en_US"/>
@@ -2687,18 +2171,12 @@
         </w:rPr>
         <w:t xml:space="preserve">) </w:t>
       </w:r>
-      <w:hyperlink r:id="rId84">
-        <w:r>
-          <w:rPr>
-            <w:lang w:val="en_US" w:bidi="en_US"/>
-          </w:rPr>
-          <w:rPr>
-            <w:color w:val="0000EE"/>
-            <w:u w:val="single"/>
-          </w:rPr>
-          <w:t>Ezr 6:17</w:t>
-        </w:r>
-      </w:hyperlink>
+      <w:r>
+        <w:rPr>
+          <w:lang w:val="en_US" w:bidi="en_US"/>
+        </w:rPr>
+        <w:t>Ezr 6:17</w:t>
+      </w:r>
       <w:r>
         <w:rPr>
           <w:lang w:val="en_US" w:bidi="en_US"/>
@@ -2756,18 +2234,12 @@
         </w:rPr>
         <w:t xml:space="preserve"> </w:t>
       </w:r>
-      <w:hyperlink r:id="rId87">
-        <w:r>
-          <w:rPr>
-            <w:lang w:val="en_US" w:bidi="en_US"/>
-          </w:rPr>
-          <w:rPr>
-            <w:color w:val="0000EE"/>
-            <w:u w:val="single"/>
-          </w:rPr>
-          <w:t>Dn 4:26</w:t>
-        </w:r>
-      </w:hyperlink>
+      <w:r>
+        <w:rPr>
+          <w:lang w:val="en_US" w:bidi="en_US"/>
+        </w:rPr>
+        <w:t>Dn 4:26</w:t>
+      </w:r>
       <w:r>
         <w:rPr>
           <w:lang w:val="en_US" w:bidi="en_US"/>
@@ -2799,18 +2271,12 @@
         </w:rPr>
         <w:t>..., v:</w:t>
       </w:r>
-      <w:hyperlink r:id="rId45">
-        <w:r>
-          <w:rPr>
-            <w:lang w:val="en_US" w:bidi="en_US"/>
-          </w:rPr>
-          <w:rPr>
-            <w:color w:val="0000EE"/>
-            <w:u w:val="single"/>
-          </w:rPr>
-          <w:t>31</w:t>
-        </w:r>
-      </w:hyperlink>
+      <w:r>
+        <w:rPr>
+          <w:lang w:val="en_US" w:bidi="en_US"/>
+        </w:rPr>
+        <w:t>31</w:t>
+      </w:r>
       <w:r>
         <w:rPr>
           <w:lang w:val="en_US" w:bidi="en_US"/>
@@ -2830,36 +2296,24 @@
         </w:rPr>
         <w:t xml:space="preserve"> </w:t>
       </w:r>
-      <w:hyperlink r:id="rId31">
-        <w:r>
-          <w:rPr>
-            <w:lang w:val="en_US" w:bidi="en_US"/>
-          </w:rPr>
-          <w:rPr>
-            <w:color w:val="0000EE"/>
-            <w:u w:val="single"/>
-          </w:rPr>
-          <w:t>Dn 2:4</w:t>
-        </w:r>
-      </w:hyperlink>
-      <w:r>
-        <w:rPr>
-          <w:lang w:val="en_US" w:bidi="en_US"/>
-        </w:rPr>
-        <w:t xml:space="preserve">, </w:t>
-      </w:r>
-      <w:hyperlink r:id="rId88">
-        <w:r>
-          <w:rPr>
-            <w:lang w:val="en_US" w:bidi="en_US"/>
-          </w:rPr>
-          <w:rPr>
-            <w:color w:val="0000EE"/>
-            <w:u w:val="single"/>
-          </w:rPr>
-          <w:t>2:44</w:t>
-        </w:r>
-      </w:hyperlink>
+      <w:r>
+        <w:rPr>
+          <w:lang w:val="en_US" w:bidi="en_US"/>
+        </w:rPr>
+        <w:t>Dn 2:4</w:t>
+      </w:r>
+      <w:r>
+        <w:rPr>
+          <w:lang w:val="en_US" w:bidi="en_US"/>
+        </w:rPr>
+        <w:t xml:space="preserve">, </w:t>
+      </w:r>
+      <w:r>
+        <w:rPr>
+          <w:lang w:val="en_US" w:bidi="en_US"/>
+        </w:rPr>
+        <w:t>2:44</w:t>
+      </w:r>
       <w:r>
         <w:rPr>
           <w:lang w:val="en_US" w:bidi="en_US"/>
@@ -2930,270 +2384,180 @@
         </w:rPr>
         <w:t xml:space="preserve"> </w:t>
       </w:r>
-      <w:hyperlink r:id="rId89">
-        <w:r>
-          <w:rPr>
-            <w:lang w:val="en_US" w:bidi="en_US"/>
-          </w:rPr>
-          <w:rPr>
-            <w:color w:val="0000EE"/>
-            <w:u w:val="single"/>
-          </w:rPr>
-          <w:t>Dn 2:9</w:t>
-        </w:r>
-      </w:hyperlink>
-      <w:r>
-        <w:rPr>
-          <w:lang w:val="en_US" w:bidi="en_US"/>
-        </w:rPr>
-        <w:t xml:space="preserve">, </w:t>
-      </w:r>
-      <w:hyperlink r:id="rId56">
-        <w:r>
-          <w:rPr>
-            <w:lang w:val="en_US" w:bidi="en_US"/>
-          </w:rPr>
-          <w:rPr>
-            <w:color w:val="0000EE"/>
-            <w:u w:val="single"/>
-          </w:rPr>
-          <w:t>2:10</w:t>
-        </w:r>
-      </w:hyperlink>
-      <w:r>
-        <w:rPr>
-          <w:lang w:val="en_US" w:bidi="en_US"/>
-        </w:rPr>
-        <w:t xml:space="preserve">, </w:t>
-      </w:r>
-      <w:hyperlink r:id="rId57">
-        <w:r>
-          <w:rPr>
-            <w:lang w:val="en_US" w:bidi="en_US"/>
-          </w:rPr>
-          <w:rPr>
-            <w:color w:val="0000EE"/>
-            <w:u w:val="single"/>
-          </w:rPr>
-          <w:t>2:12</w:t>
-        </w:r>
-      </w:hyperlink>
-      <w:r>
-        <w:rPr>
-          <w:lang w:val="en_US" w:bidi="en_US"/>
-        </w:rPr>
-        <w:t xml:space="preserve">, </w:t>
-      </w:r>
-      <w:hyperlink r:id="rId59">
-        <w:r>
-          <w:rPr>
-            <w:lang w:val="en_US" w:bidi="en_US"/>
-          </w:rPr>
-          <w:rPr>
-            <w:color w:val="0000EE"/>
-            <w:u w:val="single"/>
-          </w:rPr>
-          <w:t>2:24</w:t>
-        </w:r>
-      </w:hyperlink>
-      <w:r>
-        <w:rPr>
-          <w:lang w:val="en_US" w:bidi="en_US"/>
-        </w:rPr>
-        <w:t xml:space="preserve">, </w:t>
-      </w:r>
-      <w:hyperlink r:id="rId90">
-        <w:r>
-          <w:rPr>
-            <w:lang w:val="en_US" w:bidi="en_US"/>
-          </w:rPr>
-          <w:rPr>
-            <w:color w:val="0000EE"/>
-            <w:u w:val="single"/>
-          </w:rPr>
-          <w:t>3:13</w:t>
-        </w:r>
-      </w:hyperlink>
-      <w:r>
-        <w:rPr>
-          <w:lang w:val="en_US" w:bidi="en_US"/>
-        </w:rPr>
-        <w:t xml:space="preserve">, </w:t>
-      </w:r>
-      <w:hyperlink r:id="rId91">
-        <w:r>
-          <w:rPr>
-            <w:lang w:val="en_US" w:bidi="en_US"/>
-          </w:rPr>
-          <w:rPr>
-            <w:color w:val="0000EE"/>
-            <w:u w:val="single"/>
-          </w:rPr>
-          <w:t>3:16</w:t>
-        </w:r>
-      </w:hyperlink>
-      <w:r>
-        <w:rPr>
-          <w:lang w:val="en_US" w:bidi="en_US"/>
-        </w:rPr>
-        <w:t xml:space="preserve">, </w:t>
-      </w:r>
-      <w:hyperlink r:id="rId92">
-        <w:r>
-          <w:rPr>
-            <w:lang w:val="en_US" w:bidi="en_US"/>
-          </w:rPr>
-          <w:rPr>
-            <w:color w:val="0000EE"/>
-            <w:u w:val="single"/>
-          </w:rPr>
-          <w:t>3:19</w:t>
-        </w:r>
-      </w:hyperlink>
-      <w:r>
-        <w:rPr>
-          <w:lang w:val="en_US" w:bidi="en_US"/>
-        </w:rPr>
-        <w:t xml:space="preserve">, </w:t>
-      </w:r>
-      <w:hyperlink r:id="rId93">
-        <w:r>
-          <w:rPr>
-            <w:lang w:val="en_US" w:bidi="en_US"/>
-          </w:rPr>
-          <w:rPr>
-            <w:color w:val="0000EE"/>
-            <w:u w:val="single"/>
-          </w:rPr>
-          <w:t>3:32</w:t>
-        </w:r>
-      </w:hyperlink>
-      <w:r>
-        <w:rPr>
-          <w:lang w:val="en_US" w:bidi="en_US"/>
-        </w:rPr>
-        <w:t xml:space="preserve">, </w:t>
-      </w:r>
-      <w:hyperlink r:id="rId94">
-        <w:r>
-          <w:rPr>
-            <w:lang w:val="en_US" w:bidi="en_US"/>
-          </w:rPr>
-          <w:rPr>
-            <w:color w:val="0000EE"/>
-            <w:u w:val="single"/>
-          </w:rPr>
-          <w:t>6:4</w:t>
-        </w:r>
-      </w:hyperlink>
-      <w:r>
-        <w:rPr>
-          <w:lang w:val="en_US" w:bidi="en_US"/>
-        </w:rPr>
-        <w:t xml:space="preserve">, </w:t>
-      </w:r>
-      <w:hyperlink r:id="rId95">
-        <w:r>
-          <w:rPr>
-            <w:lang w:val="en_US" w:bidi="en_US"/>
-          </w:rPr>
-          <w:rPr>
-            <w:color w:val="0000EE"/>
-            <w:u w:val="single"/>
-          </w:rPr>
-          <w:t>6:5</w:t>
-        </w:r>
-      </w:hyperlink>
-      <w:r>
-        <w:rPr>
-          <w:lang w:val="en_US" w:bidi="en_US"/>
-        </w:rPr>
-        <w:t xml:space="preserve">, </w:t>
-      </w:r>
-      <w:hyperlink r:id="rId96">
-        <w:r>
-          <w:rPr>
-            <w:lang w:val="en_US" w:bidi="en_US"/>
-          </w:rPr>
-          <w:rPr>
-            <w:color w:val="0000EE"/>
-            <w:u w:val="single"/>
-          </w:rPr>
-          <w:t>6:8</w:t>
-        </w:r>
-      </w:hyperlink>
-      <w:r>
-        <w:rPr>
-          <w:lang w:val="en_US" w:bidi="en_US"/>
-        </w:rPr>
-        <w:t xml:space="preserve">, </w:t>
-      </w:r>
-      <w:hyperlink r:id="rId97">
-        <w:r>
-          <w:rPr>
-            <w:lang w:val="en_US" w:bidi="en_US"/>
-          </w:rPr>
-          <w:rPr>
-            <w:color w:val="0000EE"/>
-            <w:u w:val="single"/>
-          </w:rPr>
-          <w:t>6:24</w:t>
-        </w:r>
-      </w:hyperlink>
-      <w:r>
-        <w:rPr>
-          <w:lang w:val="en_US" w:bidi="en_US"/>
-        </w:rPr>
-        <w:t xml:space="preserve">, </w:t>
-      </w:r>
-      <w:hyperlink r:id="rId98">
-        <w:r>
-          <w:rPr>
-            <w:lang w:val="en_US" w:bidi="en_US"/>
-          </w:rPr>
-          <w:rPr>
-            <w:color w:val="0000EE"/>
-            <w:u w:val="single"/>
-          </w:rPr>
-          <w:t>Ezr 4:21</w:t>
-        </w:r>
-      </w:hyperlink>
-      <w:r>
-        <w:rPr>
-          <w:lang w:val="en_US" w:bidi="en_US"/>
-        </w:rPr>
-        <w:t xml:space="preserve">, </w:t>
-      </w:r>
-      <w:hyperlink r:id="rId99">
-        <w:r>
-          <w:rPr>
-            <w:lang w:val="en_US" w:bidi="en_US"/>
-          </w:rPr>
-          <w:rPr>
-            <w:color w:val="0000EE"/>
-            <w:u w:val="single"/>
-          </w:rPr>
-          <w:t>4:22</w:t>
-        </w:r>
-      </w:hyperlink>
-      <w:r>
-        <w:rPr>
-          <w:lang w:val="en_US" w:bidi="en_US"/>
-        </w:rPr>
-        <w:t xml:space="preserve">, </w:t>
-      </w:r>
-      <w:hyperlink r:id="rId16">
-        <w:r>
-          <w:rPr>
-            <w:lang w:val="en_US" w:bidi="en_US"/>
-          </w:rPr>
-          <w:rPr>
-            <w:color w:val="0000EE"/>
-            <w:u w:val="single"/>
-          </w:rPr>
-          <w:t>5:3</w:t>
-        </w:r>
-      </w:hyperlink>
+      <w:r>
+        <w:rPr>
+          <w:lang w:val="en_US" w:bidi="en_US"/>
+        </w:rPr>
+        <w:t>Dn 2:9</w:t>
+      </w:r>
+      <w:r>
+        <w:rPr>
+          <w:lang w:val="en_US" w:bidi="en_US"/>
+        </w:rPr>
+        <w:t xml:space="preserve">, </w:t>
+      </w:r>
+      <w:r>
+        <w:rPr>
+          <w:lang w:val="en_US" w:bidi="en_US"/>
+        </w:rPr>
+        <w:t>2:10</w:t>
+      </w:r>
+      <w:r>
+        <w:rPr>
+          <w:lang w:val="en_US" w:bidi="en_US"/>
+        </w:rPr>
+        <w:t xml:space="preserve">, </w:t>
+      </w:r>
+      <w:r>
+        <w:rPr>
+          <w:lang w:val="en_US" w:bidi="en_US"/>
+        </w:rPr>
+        <w:t>2:12</w:t>
+      </w:r>
+      <w:r>
+        <w:rPr>
+          <w:lang w:val="en_US" w:bidi="en_US"/>
+        </w:rPr>
+        <w:t xml:space="preserve">, </w:t>
+      </w:r>
+      <w:r>
+        <w:rPr>
+          <w:lang w:val="en_US" w:bidi="en_US"/>
+        </w:rPr>
+        <w:t>2:24</w:t>
+      </w:r>
+      <w:r>
+        <w:rPr>
+          <w:lang w:val="en_US" w:bidi="en_US"/>
+        </w:rPr>
+        <w:t xml:space="preserve">, </w:t>
+      </w:r>
+      <w:r>
+        <w:rPr>
+          <w:lang w:val="en_US" w:bidi="en_US"/>
+        </w:rPr>
+        <w:t>3:13</w:t>
+      </w:r>
+      <w:r>
+        <w:rPr>
+          <w:lang w:val="en_US" w:bidi="en_US"/>
+        </w:rPr>
+        <w:t xml:space="preserve">, </w:t>
+      </w:r>
+      <w:r>
+        <w:rPr>
+          <w:lang w:val="en_US" w:bidi="en_US"/>
+        </w:rPr>
+        <w:t>3:16</w:t>
+      </w:r>
+      <w:r>
+        <w:rPr>
+          <w:lang w:val="en_US" w:bidi="en_US"/>
+        </w:rPr>
+        <w:t xml:space="preserve">, </w:t>
+      </w:r>
+      <w:r>
+        <w:rPr>
+          <w:lang w:val="en_US" w:bidi="en_US"/>
+        </w:rPr>
+        <w:t>3:19</w:t>
+      </w:r>
+      <w:r>
+        <w:rPr>
+          <w:lang w:val="en_US" w:bidi="en_US"/>
+        </w:rPr>
+        <w:t xml:space="preserve">, </w:t>
+      </w:r>
+      <w:r>
+        <w:rPr>
+          <w:lang w:val="en_US" w:bidi="en_US"/>
+        </w:rPr>
+        <w:t>3:32</w:t>
+      </w:r>
+      <w:r>
+        <w:rPr>
+          <w:lang w:val="en_US" w:bidi="en_US"/>
+        </w:rPr>
+        <w:t xml:space="preserve">, </w:t>
+      </w:r>
+      <w:r>
+        <w:rPr>
+          <w:lang w:val="en_US" w:bidi="en_US"/>
+        </w:rPr>
+        <w:t>6:4</w:t>
+      </w:r>
+      <w:r>
+        <w:rPr>
+          <w:lang w:val="en_US" w:bidi="en_US"/>
+        </w:rPr>
+        <w:t xml:space="preserve">, </w:t>
+      </w:r>
+      <w:r>
+        <w:rPr>
+          <w:lang w:val="en_US" w:bidi="en_US"/>
+        </w:rPr>
+        <w:t>6:5</w:t>
+      </w:r>
+      <w:r>
+        <w:rPr>
+          <w:lang w:val="en_US" w:bidi="en_US"/>
+        </w:rPr>
+        <w:t xml:space="preserve">, </w:t>
+      </w:r>
+      <w:r>
+        <w:rPr>
+          <w:lang w:val="en_US" w:bidi="en_US"/>
+        </w:rPr>
+        <w:t>6:8</w:t>
+      </w:r>
+      <w:r>
+        <w:rPr>
+          <w:lang w:val="en_US" w:bidi="en_US"/>
+        </w:rPr>
+        <w:t xml:space="preserve">, </w:t>
+      </w:r>
+      <w:r>
+        <w:rPr>
+          <w:lang w:val="en_US" w:bidi="en_US"/>
+        </w:rPr>
+        <w:t>6:24</w:t>
+      </w:r>
+      <w:r>
+        <w:rPr>
+          <w:lang w:val="en_US" w:bidi="en_US"/>
+        </w:rPr>
+        <w:t xml:space="preserve">, </w:t>
+      </w:r>
+      <w:r>
+        <w:rPr>
+          <w:lang w:val="en_US" w:bidi="en_US"/>
+        </w:rPr>
+        <w:t>Ezr 4:21</w:t>
+      </w:r>
+      <w:r>
+        <w:rPr>
+          <w:lang w:val="en_US" w:bidi="en_US"/>
+        </w:rPr>
+        <w:t xml:space="preserve">, </w:t>
+      </w:r>
+      <w:r>
+        <w:rPr>
+          <w:lang w:val="en_US" w:bidi="en_US"/>
+        </w:rPr>
+        <w:t>4:22</w:t>
+      </w:r>
+      <w:r>
+        <w:rPr>
+          <w:lang w:val="en_US" w:bidi="en_US"/>
+        </w:rPr>
+        <w:t xml:space="preserve">, </w:t>
+      </w:r>
+      <w:r>
+        <w:rPr>
+          <w:lang w:val="en_US" w:bidi="en_US"/>
+        </w:rPr>
+        <w:t>5:3</w:t>
+      </w:r>
       <w:r>
         <w:rPr>
           <w:lang w:val="en_US" w:bidi="en_US"/>
@@ -3225,72 +2589,48 @@
         </w:rPr>
         <w:t xml:space="preserve"> </w:t>
       </w:r>
-      <w:hyperlink r:id="rId100">
-        <w:r>
-          <w:rPr>
-            <w:lang w:val="en_US" w:bidi="en_US"/>
-          </w:rPr>
-          <w:rPr>
-            <w:color w:val="0000EE"/>
-            <w:u w:val="single"/>
-          </w:rPr>
-          <w:t>Dn 2:13</w:t>
-        </w:r>
-      </w:hyperlink>
-      <w:r>
-        <w:rPr>
-          <w:lang w:val="en_US" w:bidi="en_US"/>
-        </w:rPr>
-        <w:t xml:space="preserve">, </w:t>
-      </w:r>
-      <w:hyperlink r:id="rId58">
-        <w:r>
-          <w:rPr>
-            <w:lang w:val="en_US" w:bidi="en_US"/>
-          </w:rPr>
-          <w:rPr>
-            <w:color w:val="0000EE"/>
-            <w:u w:val="single"/>
-          </w:rPr>
-          <w:t>2:14</w:t>
-        </w:r>
-      </w:hyperlink>
-      <w:r>
-        <w:rPr>
-          <w:lang w:val="en_US" w:bidi="en_US"/>
-        </w:rPr>
-        <w:t xml:space="preserve">, </w:t>
-      </w:r>
-      <w:hyperlink r:id="rId101">
-        <w:r>
-          <w:rPr>
-            <w:lang w:val="en_US" w:bidi="en_US"/>
-          </w:rPr>
-          <w:rPr>
-            <w:color w:val="0000EE"/>
-            <w:u w:val="single"/>
-          </w:rPr>
-          <w:t>3:2</w:t>
-        </w:r>
-      </w:hyperlink>
-      <w:r>
-        <w:rPr>
-          <w:lang w:val="en_US" w:bidi="en_US"/>
-        </w:rPr>
-        <w:t xml:space="preserve">, </w:t>
-      </w:r>
-      <w:hyperlink r:id="rId102">
-        <w:r>
-          <w:rPr>
-            <w:lang w:val="en_US" w:bidi="en_US"/>
-          </w:rPr>
-          <w:rPr>
-            <w:color w:val="0000EE"/>
-            <w:u w:val="single"/>
-          </w:rPr>
-          <w:t>3:20</w:t>
-        </w:r>
-      </w:hyperlink>
+      <w:r>
+        <w:rPr>
+          <w:lang w:val="en_US" w:bidi="en_US"/>
+        </w:rPr>
+        <w:t>Dn 2:13</w:t>
+      </w:r>
+      <w:r>
+        <w:rPr>
+          <w:lang w:val="en_US" w:bidi="en_US"/>
+        </w:rPr>
+        <w:t xml:space="preserve">, </w:t>
+      </w:r>
+      <w:r>
+        <w:rPr>
+          <w:lang w:val="en_US" w:bidi="en_US"/>
+        </w:rPr>
+        <w:t>2:14</w:t>
+      </w:r>
+      <w:r>
+        <w:rPr>
+          <w:lang w:val="en_US" w:bidi="en_US"/>
+        </w:rPr>
+        <w:t xml:space="preserve">, </w:t>
+      </w:r>
+      <w:r>
+        <w:rPr>
+          <w:lang w:val="en_US" w:bidi="en_US"/>
+        </w:rPr>
+        <w:t>3:2</w:t>
+      </w:r>
+      <w:r>
+        <w:rPr>
+          <w:lang w:val="en_US" w:bidi="en_US"/>
+        </w:rPr>
+        <w:t xml:space="preserve">, </w:t>
+      </w:r>
+      <w:r>
+        <w:rPr>
+          <w:lang w:val="en_US" w:bidi="en_US"/>
+        </w:rPr>
+        <w:t>3:20</w:t>
+      </w:r>
       <w:r>
         <w:rPr>
           <w:lang w:val="en_US" w:bidi="en_US"/>
@@ -3310,18 +2650,12 @@
         </w:rPr>
         <w:t xml:space="preserve"> </w:t>
       </w:r>
-      <w:hyperlink r:id="rId103">
-        <w:r>
-          <w:rPr>
-            <w:lang w:val="en_US" w:bidi="en_US"/>
-          </w:rPr>
-          <w:rPr>
-            <w:color w:val="0000EE"/>
-            <w:u w:val="single"/>
-          </w:rPr>
-          <w:t>5:20</w:t>
-        </w:r>
-      </w:hyperlink>
+      <w:r>
+        <w:rPr>
+          <w:lang w:val="en_US" w:bidi="en_US"/>
+        </w:rPr>
+        <w:t>5:20</w:t>
+      </w:r>
       <w:r>
         <w:rPr>
           <w:lang w:val="en_US" w:bidi="en_US"/>
@@ -3353,54 +2687,36 @@
         </w:rPr>
         <w:t xml:space="preserve"> </w:t>
       </w:r>
-      <w:hyperlink r:id="rId104">
-        <w:r>
-          <w:rPr>
-            <w:lang w:val="en_US" w:bidi="en_US"/>
-          </w:rPr>
-          <w:rPr>
-            <w:color w:val="0000EE"/>
-            <w:u w:val="single"/>
-          </w:rPr>
-          <w:t>6:9</w:t>
-        </w:r>
-      </w:hyperlink>
-      <w:r>
-        <w:rPr>
-          <w:lang w:val="en_US" w:bidi="en_US"/>
-        </w:rPr>
-        <w:t xml:space="preserve">, </w:t>
-      </w:r>
-      <w:hyperlink r:id="rId105">
-        <w:r>
-          <w:rPr>
-            <w:lang w:val="en_US" w:bidi="en_US"/>
-          </w:rPr>
-          <w:rPr>
-            <w:color w:val="0000EE"/>
-            <w:u w:val="single"/>
-          </w:rPr>
-          <w:t>6:16</w:t>
-        </w:r>
-      </w:hyperlink>
+      <w:r>
+        <w:rPr>
+          <w:lang w:val="en_US" w:bidi="en_US"/>
+        </w:rPr>
+        <w:t>6:9</w:t>
+      </w:r>
+      <w:r>
+        <w:rPr>
+          <w:lang w:val="en_US" w:bidi="en_US"/>
+        </w:rPr>
+        <w:t xml:space="preserve">, </w:t>
+      </w:r>
+      <w:r>
+        <w:rPr>
+          <w:lang w:val="en_US" w:bidi="en_US"/>
+        </w:rPr>
+        <w:t>6:16</w:t>
+      </w:r>
       <w:r>
         <w:rPr>
           <w:lang w:val="en_US" w:bidi="en_US"/>
         </w:rPr>
         <w:t xml:space="preserve"> end </w:t>
       </w:r>
-      <w:hyperlink r:id="rId64">
-        <w:r>
-          <w:rPr>
-            <w:lang w:val="en_US" w:bidi="en_US"/>
-          </w:rPr>
-          <w:rPr>
-            <w:color w:val="0000EE"/>
-            <w:u w:val="single"/>
-          </w:rPr>
-          <w:t>Ezr 6:8</w:t>
-        </w:r>
-      </w:hyperlink>
+      <w:r>
+        <w:rPr>
+          <w:lang w:val="en_US" w:bidi="en_US"/>
+        </w:rPr>
+        <w:t>Ezr 6:8</w:t>
+      </w:r>
       <w:r>
         <w:rPr>
           <w:lang w:val="en_US" w:bidi="en_US"/>
@@ -3528,18 +2844,12 @@
         </w:rPr>
         <w:t xml:space="preserve"> † </w:t>
       </w:r>
-      <w:hyperlink r:id="rId106">
-        <w:r>
-          <w:rPr>
-            <w:lang w:val="en_US" w:bidi="en_US"/>
-          </w:rPr>
-          <w:rPr>
-            <w:color w:val="0000EE"/>
-            <w:u w:val="single"/>
-          </w:rPr>
-          <w:t>Dn 4:32</w:t>
-        </w:r>
-      </w:hyperlink>
+      <w:r>
+        <w:rPr>
+          <w:lang w:val="en_US" w:bidi="en_US"/>
+        </w:rPr>
+        <w:t>Dn 4:32</w:t>
+      </w:r>
       <w:r>
         <w:rPr>
           <w:lang w:val="en_US" w:bidi="en_US"/>
@@ -3670,72 +2980,48 @@
         </w:rPr>
         <w:t xml:space="preserve"> </w:t>
       </w:r>
-      <w:hyperlink r:id="rId20">
-        <w:r>
-          <w:rPr>
-            <w:lang w:val="en_US" w:bidi="en_US"/>
-          </w:rPr>
-          <w:rPr>
-            <w:color w:val="0000EE"/>
-            <w:u w:val="single"/>
-          </w:rPr>
-          <w:t>Je 10:11</w:t>
-        </w:r>
-      </w:hyperlink>
-      <w:r>
-        <w:rPr>
-          <w:lang w:val="en_US" w:bidi="en_US"/>
-        </w:rPr>
-        <w:t xml:space="preserve">, </w:t>
-      </w:r>
-      <w:hyperlink r:id="rId32">
-        <w:r>
-          <w:rPr>
-            <w:lang w:val="en_US" w:bidi="en_US"/>
-          </w:rPr>
-          <w:rPr>
-            <w:color w:val="0000EE"/>
-            <w:u w:val="single"/>
-          </w:rPr>
-          <w:t>Dn 2:5</w:t>
-        </w:r>
-      </w:hyperlink>
-      <w:r>
-        <w:rPr>
-          <w:lang w:val="en_US" w:bidi="en_US"/>
-        </w:rPr>
-        <w:t xml:space="preserve">, </w:t>
-      </w:r>
-      <w:hyperlink r:id="rId89">
-        <w:r>
-          <w:rPr>
-            <w:lang w:val="en_US" w:bidi="en_US"/>
-          </w:rPr>
-          <w:rPr>
-            <w:color w:val="0000EE"/>
-            <w:u w:val="single"/>
-          </w:rPr>
-          <w:t>2:9</w:t>
-        </w:r>
-      </w:hyperlink>
-      <w:r>
-        <w:rPr>
-          <w:lang w:val="en_US" w:bidi="en_US"/>
-        </w:rPr>
-        <w:t xml:space="preserve">, </w:t>
-      </w:r>
-      <w:hyperlink r:id="rId56">
-        <w:r>
-          <w:rPr>
-            <w:lang w:val="en_US" w:bidi="en_US"/>
-          </w:rPr>
-          <w:rPr>
-            <w:color w:val="0000EE"/>
-            <w:u w:val="single"/>
-          </w:rPr>
-          <w:t>2:10</w:t>
-        </w:r>
-      </w:hyperlink>
+      <w:r>
+        <w:rPr>
+          <w:lang w:val="en_US" w:bidi="en_US"/>
+        </w:rPr>
+        <w:t>Je 10:11</w:t>
+      </w:r>
+      <w:r>
+        <w:rPr>
+          <w:lang w:val="en_US" w:bidi="en_US"/>
+        </w:rPr>
+        <w:t xml:space="preserve">, </w:t>
+      </w:r>
+      <w:r>
+        <w:rPr>
+          <w:lang w:val="en_US" w:bidi="en_US"/>
+        </w:rPr>
+        <w:t>Dn 2:5</w:t>
+      </w:r>
+      <w:r>
+        <w:rPr>
+          <w:lang w:val="en_US" w:bidi="en_US"/>
+        </w:rPr>
+        <w:t xml:space="preserve">, </w:t>
+      </w:r>
+      <w:r>
+        <w:rPr>
+          <w:lang w:val="en_US" w:bidi="en_US"/>
+        </w:rPr>
+        <w:t>2:9</w:t>
+      </w:r>
+      <w:r>
+        <w:rPr>
+          <w:lang w:val="en_US" w:bidi="en_US"/>
+        </w:rPr>
+        <w:t xml:space="preserve">, </w:t>
+      </w:r>
+      <w:r>
+        <w:rPr>
+          <w:lang w:val="en_US" w:bidi="en_US"/>
+        </w:rPr>
+        <w:t>2:10</w:t>
+      </w:r>
       <w:r>
         <w:rPr>
           <w:lang w:val="en_US" w:bidi="en_US"/>
@@ -3780,126 +3066,84 @@
         </w:rPr>
         <w:t xml:space="preserve">), </w:t>
       </w:r>
-      <w:hyperlink r:id="rId107">
-        <w:r>
-          <w:rPr>
-            <w:lang w:val="en_US" w:bidi="en_US"/>
-          </w:rPr>
-          <w:rPr>
-            <w:color w:val="0000EE"/>
-            <w:u w:val="single"/>
-          </w:rPr>
-          <w:t>2:27</w:t>
-        </w:r>
-      </w:hyperlink>
-      <w:r>
-        <w:rPr>
-          <w:lang w:val="en_US" w:bidi="en_US"/>
-        </w:rPr>
-        <w:t xml:space="preserve">, </w:t>
-      </w:r>
-      <w:hyperlink r:id="rId108">
-        <w:r>
-          <w:rPr>
-            <w:lang w:val="en_US" w:bidi="en_US"/>
-          </w:rPr>
-          <w:rPr>
-            <w:color w:val="0000EE"/>
-            <w:u w:val="single"/>
-          </w:rPr>
-          <w:t>2:43</w:t>
-        </w:r>
-      </w:hyperlink>
-      <w:r>
-        <w:rPr>
-          <w:lang w:val="en_US" w:bidi="en_US"/>
-        </w:rPr>
-        <w:t xml:space="preserve">, </w:t>
-      </w:r>
-      <w:hyperlink r:id="rId91">
-        <w:r>
-          <w:rPr>
-            <w:lang w:val="en_US" w:bidi="en_US"/>
-          </w:rPr>
-          <w:rPr>
-            <w:color w:val="0000EE"/>
-            <w:u w:val="single"/>
-          </w:rPr>
-          <w:t>3:16</w:t>
-        </w:r>
-      </w:hyperlink>
-      <w:r>
-        <w:rPr>
-          <w:lang w:val="en_US" w:bidi="en_US"/>
-        </w:rPr>
-        <w:t xml:space="preserve">, </w:t>
-      </w:r>
-      <w:hyperlink r:id="rId109">
-        <w:r>
-          <w:rPr>
-            <w:lang w:val="en_US" w:bidi="en_US"/>
-          </w:rPr>
-          <w:rPr>
-            <w:color w:val="0000EE"/>
-            <w:u w:val="single"/>
-          </w:rPr>
-          <w:t>4:4</w:t>
-        </w:r>
-      </w:hyperlink>
-      <w:r>
-        <w:rPr>
-          <w:lang w:val="en_US" w:bidi="en_US"/>
-        </w:rPr>
-        <w:t xml:space="preserve">, </w:t>
-      </w:r>
-      <w:hyperlink r:id="rId110">
-        <w:r>
-          <w:rPr>
-            <w:lang w:val="en_US" w:bidi="en_US"/>
-          </w:rPr>
-          <w:rPr>
-            <w:color w:val="0000EE"/>
-            <w:u w:val="single"/>
-          </w:rPr>
-          <w:t>4:6</w:t>
-        </w:r>
-      </w:hyperlink>
-      <w:r>
-        <w:rPr>
-          <w:lang w:val="en_US" w:bidi="en_US"/>
-        </w:rPr>
-        <w:t xml:space="preserve">, </w:t>
-      </w:r>
-      <w:hyperlink r:id="rId111">
-        <w:r>
-          <w:rPr>
-            <w:lang w:val="en_US" w:bidi="en_US"/>
-          </w:rPr>
-          <w:rPr>
-            <w:color w:val="0000EE"/>
-            <w:u w:val="single"/>
-          </w:rPr>
-          <w:t>4:15</w:t>
-        </w:r>
-      </w:hyperlink>
+      <w:r>
+        <w:rPr>
+          <w:lang w:val="en_US" w:bidi="en_US"/>
+        </w:rPr>
+        <w:t>2:27</w:t>
+      </w:r>
+      <w:r>
+        <w:rPr>
+          <w:lang w:val="en_US" w:bidi="en_US"/>
+        </w:rPr>
+        <w:t xml:space="preserve">, </w:t>
+      </w:r>
+      <w:r>
+        <w:rPr>
+          <w:lang w:val="en_US" w:bidi="en_US"/>
+        </w:rPr>
+        <w:t>2:43</w:t>
+      </w:r>
+      <w:r>
+        <w:rPr>
+          <w:lang w:val="en_US" w:bidi="en_US"/>
+        </w:rPr>
+        <w:t xml:space="preserve">, </w:t>
+      </w:r>
+      <w:r>
+        <w:rPr>
+          <w:lang w:val="en_US" w:bidi="en_US"/>
+        </w:rPr>
+        <w:t>3:16</w:t>
+      </w:r>
+      <w:r>
+        <w:rPr>
+          <w:lang w:val="en_US" w:bidi="en_US"/>
+        </w:rPr>
+        <w:t xml:space="preserve">, </w:t>
+      </w:r>
+      <w:r>
+        <w:rPr>
+          <w:lang w:val="en_US" w:bidi="en_US"/>
+        </w:rPr>
+        <w:t>4:4</w:t>
+      </w:r>
+      <w:r>
+        <w:rPr>
+          <w:lang w:val="en_US" w:bidi="en_US"/>
+        </w:rPr>
+        <w:t xml:space="preserve">, </w:t>
+      </w:r>
+      <w:r>
+        <w:rPr>
+          <w:lang w:val="en_US" w:bidi="en_US"/>
+        </w:rPr>
+        <w:t>4:6</w:t>
+      </w:r>
+      <w:r>
+        <w:rPr>
+          <w:lang w:val="en_US" w:bidi="en_US"/>
+        </w:rPr>
+        <w:t xml:space="preserve">, </w:t>
+      </w:r>
+      <w:r>
+        <w:rPr>
+          <w:lang w:val="en_US" w:bidi="en_US"/>
+        </w:rPr>
+        <w:t>4:15</w:t>
+      </w:r>
       <w:r>
         <w:rPr>
           <w:lang w:val="en_US" w:bidi="en_US"/>
         </w:rPr>
         <w:t xml:space="preserve"> +, so v:</w:t>
       </w:r>
-      <w:hyperlink r:id="rId106">
-        <w:r>
-          <w:rPr>
-            <w:lang w:val="en_US" w:bidi="en_US"/>
-          </w:rPr>
-          <w:rPr>
-            <w:color w:val="0000EE"/>
-            <w:u w:val="single"/>
-          </w:rPr>
-          <w:t>32</w:t>
-        </w:r>
-      </w:hyperlink>
+      <w:r>
+        <w:rPr>
+          <w:lang w:val="en_US" w:bidi="en_US"/>
+        </w:rPr>
+        <w:t>32</w:t>
+      </w:r>
       <w:r>
         <w:rPr>
           <w:lang w:val="en_US" w:bidi="en_US"/>
@@ -3967,30 +3211,18 @@
         </w:rPr>
         <w:t xml:space="preserve">, cf. </w:t>
       </w:r>
-      <w:hyperlink r:id="rId112">
-        <w:r>
-          <w:rPr>
-            <w:lang w:val="en_US" w:bidi="en_US"/>
-          </w:rPr>
-          <w:rPr>
-            <w:color w:val="0000EE"/>
-            <w:u w:val="single"/>
-          </w:rPr>
-          <w:t>Is</w:t>
-        </w:r>
-      </w:hyperlink>
-      <w:hyperlink r:id="rId112">
-        <w:r>
-          <w:rPr>
-            <w:lang w:val="en_US" w:bidi="en_US"/>
-          </w:rPr>
-          <w:rPr>
-            <w:color w:val="0000EE"/>
-            <w:u w:val="single"/>
-          </w:rPr>
-          <w:t xml:space="preserve"> 53:8</w:t>
-        </w:r>
-      </w:hyperlink>
+      <w:r>
+        <w:rPr>
+          <w:lang w:val="en_US" w:bidi="en_US"/>
+        </w:rPr>
+        <w:t>Is</w:t>
+      </w:r>
+      <w:r>
+        <w:rPr>
+          <w:lang w:val="en_US" w:bidi="en_US"/>
+        </w:rPr>
+        <w:t xml:space="preserve"> 53:8</w:t>
+      </w:r>
       <w:r>
         <w:rPr>
           <w:lang w:val="en_US" w:bidi="en_US"/>
@@ -4022,18 +3254,12 @@
         </w:rPr>
         <w:t xml:space="preserve"> for which no analogy, yet cf. </w:t>
       </w:r>
-      <w:hyperlink r:id="rId113">
-        <w:r>
-          <w:rPr>
-            <w:lang w:val="en_US" w:bidi="en_US"/>
-          </w:rPr>
-          <w:rPr>
-            <w:color w:val="0000EE"/>
-            <w:u w:val="single"/>
-          </w:rPr>
-          <w:t>Psalm 39:6</w:t>
-        </w:r>
-      </w:hyperlink>
+      <w:r>
+        <w:rPr>
+          <w:lang w:val="en_US" w:bidi="en_US"/>
+        </w:rPr>
+        <w:t>Psalm 39:6</w:t>
+      </w:r>
       <w:r>
         <w:rPr>
           <w:lang w:val="en_US" w:bidi="en_US"/>
@@ -4088,18 +3314,12 @@
         </w:rPr>
         <w:t xml:space="preserve"> </w:t>
       </w:r>
-      <w:hyperlink r:id="rId104">
-        <w:r>
-          <w:rPr>
-            <w:lang w:val="en_US" w:bidi="en_US"/>
-          </w:rPr>
-          <w:rPr>
-            <w:color w:val="0000EE"/>
-            <w:u w:val="single"/>
-          </w:rPr>
-          <w:t>Dn 6:9</w:t>
-        </w:r>
-      </w:hyperlink>
+      <w:r>
+        <w:rPr>
+          <w:lang w:val="en_US" w:bidi="en_US"/>
+        </w:rPr>
+        <w:t>Dn 6:9</w:t>
+      </w:r>
       <w:r>
         <w:rPr>
           <w:lang w:val="en_US" w:bidi="en_US"/>
@@ -4144,36 +3364,24 @@
         </w:rPr>
         <w:t xml:space="preserve"> altered (cf. v:</w:t>
       </w:r>
-      <w:hyperlink r:id="rId105">
-        <w:r>
-          <w:rPr>
-            <w:lang w:val="en_US" w:bidi="en_US"/>
-          </w:rPr>
-          <w:rPr>
-            <w:color w:val="0000EE"/>
-            <w:u w:val="single"/>
-          </w:rPr>
-          <w:t>16</w:t>
-        </w:r>
-      </w:hyperlink>
+      <w:r>
+        <w:rPr>
+          <w:lang w:val="en_US" w:bidi="en_US"/>
+        </w:rPr>
+        <w:t>16</w:t>
+      </w:r>
       <w:r>
         <w:rPr>
           <w:lang w:val="en_US" w:bidi="en_US"/>
         </w:rPr>
         <w:t xml:space="preserve">), </w:t>
       </w:r>
-      <w:hyperlink r:id="rId64">
-        <w:r>
-          <w:rPr>
-            <w:lang w:val="en_US" w:bidi="en_US"/>
-          </w:rPr>
-          <w:rPr>
-            <w:color w:val="0000EE"/>
-            <w:u w:val="single"/>
-          </w:rPr>
-          <w:t>Ezr 6:8</w:t>
-        </w:r>
-      </w:hyperlink>
+      <w:r>
+        <w:rPr>
+          <w:lang w:val="en_US" w:bidi="en_US"/>
+        </w:rPr>
+        <w:t>Ezr 6:8</w:t>
+      </w:r>
       <w:r>
         <w:rPr>
           <w:lang w:val="en_US" w:bidi="en_US"/>
@@ -4218,30 +3426,18 @@
         </w:rPr>
         <w:t xml:space="preserve"> 202, 2.; cf. </w:t>
       </w:r>
-      <w:hyperlink r:id="rId114">
-        <w:r>
-          <w:rPr>
-            <w:lang w:val="en_US" w:bidi="en_US"/>
-          </w:rPr>
-          <w:rPr>
-            <w:color w:val="0000EE"/>
-            <w:u w:val="single"/>
-          </w:rPr>
-          <w:t>Is</w:t>
-        </w:r>
-      </w:hyperlink>
-      <w:hyperlink r:id="rId114">
-        <w:r>
-          <w:rPr>
-            <w:lang w:val="en_US" w:bidi="en_US"/>
-          </w:rPr>
-          <w:rPr>
-            <w:color w:val="0000EE"/>
-            <w:u w:val="single"/>
-          </w:rPr>
-          <w:t xml:space="preserve"> 35:6</w:t>
-        </w:r>
-      </w:hyperlink>
+      <w:r>
+        <w:rPr>
+          <w:lang w:val="en_US" w:bidi="en_US"/>
+        </w:rPr>
+        <w:t>Is</w:t>
+      </w:r>
+      <w:r>
+        <w:rPr>
+          <w:lang w:val="en_US" w:bidi="en_US"/>
+        </w:rPr>
+        <w:t xml:space="preserve"> 35:6</w:t>
+      </w:r>
       <w:r>
         <w:rPr>
           <w:lang w:val="en_US" w:bidi="en_US"/>
@@ -4279,54 +3475,36 @@
         </w:rPr>
         <w:t xml:space="preserve"> † </w:t>
       </w:r>
-      <w:hyperlink r:id="rId115">
-        <w:r>
-          <w:rPr>
-            <w:lang w:val="en_US" w:bidi="en_US"/>
-          </w:rPr>
-          <w:rPr>
-            <w:color w:val="0000EE"/>
-            <w:u w:val="single"/>
-          </w:rPr>
-          <w:t>Dn 3:24</w:t>
-        </w:r>
-      </w:hyperlink>
-      <w:r>
-        <w:rPr>
-          <w:lang w:val="en_US" w:bidi="en_US"/>
-        </w:rPr>
-        <w:t xml:space="preserve">, </w:t>
-      </w:r>
-      <w:hyperlink r:id="rId63">
-        <w:r>
-          <w:rPr>
-            <w:lang w:val="en_US" w:bidi="en_US"/>
-          </w:rPr>
-          <w:rPr>
-            <w:color w:val="0000EE"/>
-            <w:u w:val="single"/>
-          </w:rPr>
-          <w:t>4:27</w:t>
-        </w:r>
-      </w:hyperlink>
-      <w:r>
-        <w:rPr>
-          <w:lang w:val="en_US" w:bidi="en_US"/>
-        </w:rPr>
-        <w:t xml:space="preserve">, </w:t>
-      </w:r>
-      <w:hyperlink r:id="rId116">
-        <w:r>
-          <w:rPr>
-            <w:lang w:val="en_US" w:bidi="en_US"/>
-          </w:rPr>
-          <w:rPr>
-            <w:color w:val="0000EE"/>
-            <w:u w:val="single"/>
-          </w:rPr>
-          <w:t>6:13</w:t>
-        </w:r>
-      </w:hyperlink>
+      <w:r>
+        <w:rPr>
+          <w:lang w:val="en_US" w:bidi="en_US"/>
+        </w:rPr>
+        <w:t>Dn 3:24</w:t>
+      </w:r>
+      <w:r>
+        <w:rPr>
+          <w:lang w:val="en_US" w:bidi="en_US"/>
+        </w:rPr>
+        <w:t xml:space="preserve">, </w:t>
+      </w:r>
+      <w:r>
+        <w:rPr>
+          <w:lang w:val="en_US" w:bidi="en_US"/>
+        </w:rPr>
+        <w:t>4:27</w:t>
+      </w:r>
+      <w:r>
+        <w:rPr>
+          <w:lang w:val="en_US" w:bidi="en_US"/>
+        </w:rPr>
+        <w:t xml:space="preserve">, </w:t>
+      </w:r>
+      <w:r>
+        <w:rPr>
+          <w:lang w:val="en_US" w:bidi="en_US"/>
+        </w:rPr>
+        <w:t>6:13</w:t>
+      </w:r>
       <w:r>
         <w:rPr>
           <w:lang w:val="en_US" w:bidi="en_US"/>
@@ -4510,36 +3688,24 @@
         </w:rPr>
         <w:t xml:space="preserve"> </w:t>
       </w:r>
-      <w:hyperlink r:id="rId117">
-        <w:r>
-          <w:rPr>
-            <w:lang w:val="en_US" w:bidi="en_US"/>
-          </w:rPr>
-          <w:rPr>
-            <w:color w:val="0000EE"/>
-            <w:u w:val="single"/>
-          </w:rPr>
-          <w:t>Dn 3:28</w:t>
-        </w:r>
-      </w:hyperlink>
-      <w:r>
-        <w:rPr>
-          <w:lang w:val="en_US" w:bidi="en_US"/>
-        </w:rPr>
-        <w:t xml:space="preserve">, </w:t>
-      </w:r>
-      <w:hyperlink r:id="rId118">
-        <w:r>
-          <w:rPr>
-            <w:lang w:val="en_US" w:bidi="en_US"/>
-          </w:rPr>
-          <w:rPr>
-            <w:color w:val="0000EE"/>
-            <w:u w:val="single"/>
-          </w:rPr>
-          <w:t>6:23</w:t>
-        </w:r>
-      </w:hyperlink>
+      <w:r>
+        <w:rPr>
+          <w:lang w:val="en_US" w:bidi="en_US"/>
+        </w:rPr>
+        <w:t>Dn 3:28</w:t>
+      </w:r>
+      <w:r>
+        <w:rPr>
+          <w:lang w:val="en_US" w:bidi="en_US"/>
+        </w:rPr>
+        <w:t xml:space="preserve">, </w:t>
+      </w:r>
+      <w:r>
+        <w:rPr>
+          <w:lang w:val="en_US" w:bidi="en_US"/>
+        </w:rPr>
+        <w:t>6:23</w:t>
+      </w:r>
       <w:r>
         <w:rPr>
           <w:lang w:val="en_US" w:bidi="en_US"/>
@@ -4637,18 +3803,12 @@
         </w:rPr>
         <w:t>:</w:t>
       </w:r>
-      <w:hyperlink r:id="rId119">
-        <w:r>
-          <w:rPr>
-            <w:lang w:val="en_US" w:bidi="en_US"/>
-          </w:rPr>
-          <w:rPr>
-            <w:color w:val="0000EE"/>
-            <w:u w:val="single"/>
-          </w:rPr>
-          <w:t>Dn 4:13</w:t>
-        </w:r>
-      </w:hyperlink>
+      <w:r>
+        <w:rPr>
+          <w:lang w:val="en_US" w:bidi="en_US"/>
+        </w:rPr>
+        <w:t>Dn 4:13</w:t>
+      </w:r>
       <w:r>
         <w:rPr>
           <w:lang w:val="en_US" w:bidi="en_US"/>
@@ -4693,36 +3853,24 @@
         </w:rPr>
         <w:t xml:space="preserve">: </w:t>
       </w:r>
-      <w:hyperlink r:id="rId119">
-        <w:r>
-          <w:rPr>
-            <w:lang w:val="en_US" w:bidi="en_US"/>
-          </w:rPr>
-          <w:rPr>
-            <w:color w:val="0000EE"/>
-            <w:u w:val="single"/>
-          </w:rPr>
-          <w:t>Dn 4:13</w:t>
-        </w:r>
-      </w:hyperlink>
-      <w:r>
-        <w:rPr>
-          <w:lang w:val="en_US" w:bidi="en_US"/>
-        </w:rPr>
-        <w:t xml:space="preserve">, </w:t>
-      </w:r>
-      <w:hyperlink r:id="rId13">
-        <w:r>
-          <w:rPr>
-            <w:lang w:val="en_US" w:bidi="en_US"/>
-          </w:rPr>
-          <w:rPr>
-            <w:color w:val="0000EE"/>
-            <w:u w:val="single"/>
-          </w:rPr>
-          <w:t>7:4</w:t>
-        </w:r>
-      </w:hyperlink>
+      <w:r>
+        <w:rPr>
+          <w:lang w:val="en_US" w:bidi="en_US"/>
+        </w:rPr>
+        <w:t>Dn 4:13</w:t>
+      </w:r>
+      <w:r>
+        <w:rPr>
+          <w:lang w:val="en_US" w:bidi="en_US"/>
+        </w:rPr>
+        <w:t xml:space="preserve">, </w:t>
+      </w:r>
+      <w:r>
+        <w:rPr>
+          <w:lang w:val="en_US" w:bidi="en_US"/>
+        </w:rPr>
+        <w:t>7:4</w:t>
+      </w:r>
       <w:r>
         <w:rPr>
           <w:lang w:val="en_US" w:bidi="en_US"/>
@@ -4741,36 +3889,24 @@
         </w:rPr>
         <w:t xml:space="preserve"> </w:t>
       </w:r>
-      <w:hyperlink r:id="rId120">
-        <w:r>
-          <w:rPr>
-            <w:lang w:val="en_US" w:bidi="en_US"/>
-          </w:rPr>
-          <w:rPr>
-            <w:color w:val="0000EE"/>
-            <w:u w:val="single"/>
-          </w:rPr>
-          <w:t>2:30</w:t>
-        </w:r>
-      </w:hyperlink>
-      <w:r>
-        <w:rPr>
-          <w:lang w:val="en_US" w:bidi="en_US"/>
-        </w:rPr>
-        <w:t xml:space="preserve">, </w:t>
-      </w:r>
-      <w:hyperlink r:id="rId121">
-        <w:r>
-          <w:rPr>
-            <w:lang w:val="en_US" w:bidi="en_US"/>
-          </w:rPr>
-          <w:rPr>
-            <w:color w:val="0000EE"/>
-            <w:u w:val="single"/>
-          </w:rPr>
-          <w:t>5:22</w:t>
-        </w:r>
-      </w:hyperlink>
+      <w:r>
+        <w:rPr>
+          <w:lang w:val="en_US" w:bidi="en_US"/>
+        </w:rPr>
+        <w:t>2:30</w:t>
+      </w:r>
+      <w:r>
+        <w:rPr>
+          <w:lang w:val="en_US" w:bidi="en_US"/>
+        </w:rPr>
+        <w:t xml:space="preserve">, </w:t>
+      </w:r>
+      <w:r>
+        <w:rPr>
+          <w:lang w:val="en_US" w:bidi="en_US"/>
+        </w:rPr>
+        <w:t>5:22</w:t>
+      </w:r>
       <w:r>
         <w:rPr>
           <w:lang w:val="en_US" w:bidi="en_US"/>
@@ -4789,54 +3925,36 @@
         </w:rPr>
         <w:t xml:space="preserve">- </w:t>
       </w:r>
-      <w:hyperlink r:id="rId119">
-        <w:r>
-          <w:rPr>
-            <w:lang w:val="en_US" w:bidi="en_US"/>
-          </w:rPr>
-          <w:rPr>
-            <w:color w:val="0000EE"/>
-            <w:u w:val="single"/>
-          </w:rPr>
-          <w:t>4:13</w:t>
-        </w:r>
-      </w:hyperlink>
-      <w:r>
-        <w:rPr>
-          <w:lang w:val="en_US" w:bidi="en_US"/>
-        </w:rPr>
-        <w:t xml:space="preserve">, </w:t>
-      </w:r>
-      <w:hyperlink r:id="rId103">
-        <w:r>
-          <w:rPr>
-            <w:lang w:val="en_US" w:bidi="en_US"/>
-          </w:rPr>
-          <w:rPr>
-            <w:color w:val="0000EE"/>
-            <w:u w:val="single"/>
-          </w:rPr>
-          <w:t>5:20</w:t>
-        </w:r>
-      </w:hyperlink>
-      <w:r>
-        <w:rPr>
-          <w:lang w:val="en_US" w:bidi="en_US"/>
-        </w:rPr>
-        <w:t xml:space="preserve">, </w:t>
-      </w:r>
-      <w:hyperlink r:id="rId122">
-        <w:r>
-          <w:rPr>
-            <w:lang w:val="en_US" w:bidi="en_US"/>
-          </w:rPr>
-          <w:rPr>
-            <w:color w:val="0000EE"/>
-            <w:u w:val="single"/>
-          </w:rPr>
-          <w:t>5:21</w:t>
-        </w:r>
-      </w:hyperlink>
+      <w:r>
+        <w:rPr>
+          <w:lang w:val="en_US" w:bidi="en_US"/>
+        </w:rPr>
+        <w:t>4:13</w:t>
+      </w:r>
+      <w:r>
+        <w:rPr>
+          <w:lang w:val="en_US" w:bidi="en_US"/>
+        </w:rPr>
+        <w:t xml:space="preserve">, </w:t>
+      </w:r>
+      <w:r>
+        <w:rPr>
+          <w:lang w:val="en_US" w:bidi="en_US"/>
+        </w:rPr>
+        <w:t>5:20</w:t>
+      </w:r>
+      <w:r>
+        <w:rPr>
+          <w:lang w:val="en_US" w:bidi="en_US"/>
+        </w:rPr>
+        <w:t xml:space="preserve">, </w:t>
+      </w:r>
+      <w:r>
+        <w:rPr>
+          <w:lang w:val="en_US" w:bidi="en_US"/>
+        </w:rPr>
+        <w:t>5:21</w:t>
+      </w:r>
       <w:r>
         <w:rPr>
           <w:lang w:val="en_US" w:bidi="en_US"/>
@@ -4969,18 +4087,12 @@
         </w:rPr>
         <w:t xml:space="preserve"> </w:t>
       </w:r>
-      <w:hyperlink r:id="rId123">
-        <w:r>
-          <w:rPr>
-            <w:lang w:val="en_US" w:bidi="en_US"/>
-          </w:rPr>
-          <w:rPr>
-            <w:color w:val="0000EE"/>
-            <w:u w:val="single"/>
-          </w:rPr>
-          <w:t>Dn 7:28</w:t>
-        </w:r>
-      </w:hyperlink>
+      <w:r>
+        <w:rPr>
+          <w:lang w:val="en_US" w:bidi="en_US"/>
+        </w:rPr>
+        <w:t>Dn 7:28</w:t>
+      </w:r>
       <w:r>
         <w:rPr>
           <w:lang w:val="en_US" w:bidi="en_US"/>
@@ -5142,18 +4254,12 @@
         </w:rPr>
         <w:t xml:space="preserve">. </w:t>
       </w:r>
-      <w:hyperlink r:id="rId124">
-        <w:r>
-          <w:rPr>
-            <w:lang w:val="en_US" w:bidi="en_US"/>
-          </w:rPr>
-          <w:rPr>
-            <w:color w:val="0000EE"/>
-            <w:u w:val="single"/>
-          </w:rPr>
-          <w:t>Dn 5:7</w:t>
-        </w:r>
-      </w:hyperlink>
+      <w:r>
+        <w:rPr>
+          <w:lang w:val="en_US" w:bidi="en_US"/>
+        </w:rPr>
+        <w:t>Dn 5:7</w:t>
+      </w:r>
       <w:r>
         <w:rPr>
           <w:lang w:val="en_US" w:bidi="en_US"/>
@@ -5172,18 +4278,12 @@
         </w:rPr>
         <w:t xml:space="preserve"> v:</w:t>
       </w:r>
-      <w:hyperlink r:id="rId125">
-        <w:r>
-          <w:rPr>
-            <w:lang w:val="en_US" w:bidi="en_US"/>
-          </w:rPr>
-          <w:rPr>
-            <w:color w:val="0000EE"/>
-            <w:u w:val="single"/>
-          </w:rPr>
-          <w:t>16</w:t>
-        </w:r>
-      </w:hyperlink>
+      <w:r>
+        <w:rPr>
+          <w:lang w:val="en_US" w:bidi="en_US"/>
+        </w:rPr>
+        <w:t>16</w:t>
+      </w:r>
       <w:r>
         <w:rPr>
           <w:lang w:val="en_US" w:bidi="en_US"/>
@@ -5228,18 +4328,12 @@
         </w:rPr>
         <w:t xml:space="preserve"> v:</w:t>
       </w:r>
-      <w:hyperlink r:id="rId126">
-        <w:r>
-          <w:rPr>
-            <w:lang w:val="en_US" w:bidi="en_US"/>
-          </w:rPr>
-          <w:rPr>
-            <w:color w:val="0000EE"/>
-            <w:u w:val="single"/>
-          </w:rPr>
-          <w:t>29</w:t>
-        </w:r>
-      </w:hyperlink>
+      <w:r>
+        <w:rPr>
+          <w:lang w:val="en_US" w:bidi="en_US"/>
+        </w:rPr>
+        <w:t>29</w:t>
+      </w:r>
       <w:r>
         <w:rPr>
           <w:lang w:val="en_US" w:bidi="en_US"/>
@@ -5359,18 +4453,12 @@
         </w:rPr>
         <w:t xml:space="preserve"> </w:t>
       </w:r>
-      <w:hyperlink r:id="rId127">
-        <w:r>
-          <w:rPr>
-            <w:lang w:val="en_US" w:bidi="en_US"/>
-          </w:rPr>
-          <w:rPr>
-            <w:color w:val="0000EE"/>
-            <w:u w:val="single"/>
-          </w:rPr>
-          <w:t>Dn 7:9</w:t>
-        </w:r>
-      </w:hyperlink>
+      <w:r>
+        <w:rPr>
+          <w:lang w:val="en_US" w:bidi="en_US"/>
+        </w:rPr>
+        <w:t>Dn 7:9</w:t>
+      </w:r>
       <w:r>
         <w:rPr>
           <w:lang w:val="en_US" w:bidi="en_US"/>
@@ -5401,18 +4489,12 @@
         </w:rPr>
         <w:t xml:space="preserve"> </w:t>
       </w:r>
-      <w:hyperlink r:id="rId128">
-        <w:r>
-          <w:rPr>
-            <w:lang w:val="en_US" w:bidi="en_US"/>
-          </w:rPr>
-          <w:rPr>
-            <w:color w:val="0000EE"/>
-            <w:u w:val="single"/>
-          </w:rPr>
-          <w:t>3:21</w:t>
-        </w:r>
-      </w:hyperlink>
+      <w:r>
+        <w:rPr>
+          <w:lang w:val="en_US" w:bidi="en_US"/>
+        </w:rPr>
+        <w:t>3:21</w:t>
+      </w:r>
       <w:r>
         <w:rPr>
           <w:lang w:val="en_US" w:bidi="en_US"/>
@@ -5584,48 +4666,30 @@
         </w:rPr>
         <w:t xml:space="preserve"> † </w:t>
       </w:r>
-      <w:hyperlink r:id="rId129">
-        <w:r>
-          <w:rPr>
-            <w:lang w:val="en_US" w:bidi="en_US"/>
-          </w:rPr>
-          <w:rPr>
-            <w:color w:val="0000EE"/>
-            <w:u w:val="single"/>
-          </w:rPr>
-          <w:t>Ru</w:t>
-        </w:r>
-      </w:hyperlink>
-      <w:hyperlink r:id="rId129">
-        <w:r>
-          <w:rPr>
-            <w:lang w:val="en_US" w:bidi="en_US"/>
-          </w:rPr>
-          <w:rPr>
-            <w:color w:val="0000EE"/>
-            <w:u w:val="single"/>
-          </w:rPr>
-          <w:t xml:space="preserve"> 1:13</w:t>
-        </w:r>
-      </w:hyperlink>
-      <w:r>
-        <w:rPr>
-          <w:lang w:val="en_US" w:bidi="en_US"/>
-        </w:rPr>
-        <w:t xml:space="preserve">, </w:t>
-      </w:r>
-      <w:hyperlink r:id="rId129">
-        <w:r>
-          <w:rPr>
-            <w:lang w:val="en_US" w:bidi="en_US"/>
-          </w:rPr>
-          <w:rPr>
-            <w:color w:val="0000EE"/>
-            <w:u w:val="single"/>
-          </w:rPr>
-          <w:t>1:13</w:t>
-        </w:r>
-      </w:hyperlink>
+      <w:r>
+        <w:rPr>
+          <w:lang w:val="en_US" w:bidi="en_US"/>
+        </w:rPr>
+        <w:t>Ru</w:t>
+      </w:r>
+      <w:r>
+        <w:rPr>
+          <w:lang w:val="en_US" w:bidi="en_US"/>
+        </w:rPr>
+        <w:t xml:space="preserve"> 1:13</w:t>
+      </w:r>
+      <w:r>
+        <w:rPr>
+          <w:lang w:val="en_US" w:bidi="en_US"/>
+        </w:rPr>
+        <w:t xml:space="preserve">, </w:t>
+      </w:r>
+      <w:r>
+        <w:rPr>
+          <w:lang w:val="en_US" w:bidi="en_US"/>
+        </w:rPr>
+        <w:t>1:13</w:t>
+      </w:r>
       <w:r>
         <w:rPr>
           <w:lang w:val="en_US" w:bidi="en_US"/>
@@ -5682,54 +4746,36 @@
         </w:rPr>
         <w:t xml:space="preserve">), </w:t>
       </w:r>
-      <w:hyperlink r:id="rId130">
-        <w:r>
-          <w:rPr>
-            <w:lang w:val="en_US" w:bidi="en_US"/>
-          </w:rPr>
-          <w:rPr>
-            <w:color w:val="0000EE"/>
-            <w:u w:val="single"/>
-          </w:rPr>
-          <w:t>Dn 2:6</w:t>
-        </w:r>
-      </w:hyperlink>
-      <w:r>
-        <w:rPr>
-          <w:lang w:val="en_US" w:bidi="en_US"/>
-        </w:rPr>
-        <w:t xml:space="preserve">, </w:t>
-      </w:r>
-      <w:hyperlink r:id="rId89">
-        <w:r>
-          <w:rPr>
-            <w:lang w:val="en_US" w:bidi="en_US"/>
-          </w:rPr>
-          <w:rPr>
-            <w:color w:val="0000EE"/>
-            <w:u w:val="single"/>
-          </w:rPr>
-          <w:t>2:9</w:t>
-        </w:r>
-      </w:hyperlink>
-      <w:r>
-        <w:rPr>
-          <w:lang w:val="en_US" w:bidi="en_US"/>
-        </w:rPr>
-        <w:t xml:space="preserve">, </w:t>
-      </w:r>
-      <w:hyperlink r:id="rId131">
-        <w:r>
-          <w:rPr>
-            <w:lang w:val="en_US" w:bidi="en_US"/>
-          </w:rPr>
-          <w:rPr>
-            <w:color w:val="0000EE"/>
-            <w:u w:val="single"/>
-          </w:rPr>
-          <w:t>4:24</w:t>
-        </w:r>
-      </w:hyperlink>
+      <w:r>
+        <w:rPr>
+          <w:lang w:val="en_US" w:bidi="en_US"/>
+        </w:rPr>
+        <w:t>Dn 2:6</w:t>
+      </w:r>
+      <w:r>
+        <w:rPr>
+          <w:lang w:val="en_US" w:bidi="en_US"/>
+        </w:rPr>
+        <w:t xml:space="preserve">, </w:t>
+      </w:r>
+      <w:r>
+        <w:rPr>
+          <w:lang w:val="en_US" w:bidi="en_US"/>
+        </w:rPr>
+        <w:t>2:9</w:t>
+      </w:r>
+      <w:r>
+        <w:rPr>
+          <w:lang w:val="en_US" w:bidi="en_US"/>
+        </w:rPr>
+        <w:t xml:space="preserve">, </w:t>
+      </w:r>
+      <w:r>
+        <w:rPr>
+          <w:lang w:val="en_US" w:bidi="en_US"/>
+        </w:rPr>
+        <w:t>4:24</w:t>
+      </w:r>
       <w:r>
         <w:rPr>
           <w:lang w:val="en_US" w:bidi="en_US"/>
@@ -5900,18 +4946,12 @@
         </w:rPr>
         <w:t xml:space="preserve"> </w:t>
       </w:r>
-      <w:hyperlink r:id="rId132">
-        <w:r>
-          <w:rPr>
-            <w:lang w:val="en_US" w:bidi="en_US"/>
-          </w:rPr>
-          <w:rPr>
-            <w:color w:val="0000EE"/>
-            <w:u w:val="single"/>
-          </w:rPr>
-          <w:t>Gn 24:38</w:t>
-        </w:r>
-      </w:hyperlink>
+      <w:r>
+        <w:rPr>
+          <w:lang w:val="en_US" w:bidi="en_US"/>
+        </w:rPr>
+        <w:t>Gn 24:38</w:t>
+      </w:r>
       <w:r>
         <w:rPr>
           <w:lang w:val="en_US" w:bidi="en_US"/>
@@ -6012,36 +5052,24 @@
         </w:rPr>
         <w:t xml:space="preserve"> </w:t>
       </w:r>
-      <w:hyperlink r:id="rId133">
-        <w:r>
-          <w:rPr>
-            <w:lang w:val="en_US" w:bidi="en_US"/>
-          </w:rPr>
-          <w:rPr>
-            <w:color w:val="0000EE"/>
-            <w:u w:val="single"/>
-          </w:rPr>
-          <w:t>Gn 32:28</w:t>
-        </w:r>
-      </w:hyperlink>
-      <w:r>
-        <w:rPr>
-          <w:lang w:val="en_US" w:bidi="en_US"/>
-        </w:rPr>
-        <w:t xml:space="preserve">, </w:t>
-      </w:r>
-      <w:hyperlink r:id="rId134">
-        <w:r>
-          <w:rPr>
-            <w:lang w:val="en_US" w:bidi="en_US"/>
-          </w:rPr>
-          <w:rPr>
-            <w:color w:val="0000EE"/>
-            <w:u w:val="single"/>
-          </w:rPr>
-          <w:t>43:3</w:t>
-        </w:r>
-      </w:hyperlink>
+      <w:r>
+        <w:rPr>
+          <w:lang w:val="en_US" w:bidi="en_US"/>
+        </w:rPr>
+        <w:t>Gn 32:28</w:t>
+      </w:r>
+      <w:r>
+        <w:rPr>
+          <w:lang w:val="en_US" w:bidi="en_US"/>
+        </w:rPr>
+        <w:t xml:space="preserve">, </w:t>
+      </w:r>
+      <w:r>
+        <w:rPr>
+          <w:lang w:val="en_US" w:bidi="en_US"/>
+        </w:rPr>
+        <w:t>43:3</w:t>
+      </w:r>
       <w:r>
         <w:rPr>
           <w:lang w:val="en_US" w:bidi="en_US"/>
@@ -6111,72 +5139,48 @@
         </w:rPr>
         <w:t xml:space="preserve"> </w:t>
       </w:r>
-      <w:hyperlink r:id="rId135">
-        <w:r>
-          <w:rPr>
-            <w:lang w:val="en_US" w:bidi="en_US"/>
-          </w:rPr>
-          <w:rPr>
-            <w:color w:val="0000EE"/>
-            <w:u w:val="single"/>
-          </w:rPr>
-          <w:t>Dn 2:11</w:t>
-        </w:r>
-      </w:hyperlink>
-      <w:r>
-        <w:rPr>
-          <w:lang w:val="en_US" w:bidi="en_US"/>
-        </w:rPr>
-        <w:t xml:space="preserve">, </w:t>
-      </w:r>
-      <w:hyperlink r:id="rId117">
-        <w:r>
-          <w:rPr>
-            <w:lang w:val="en_US" w:bidi="en_US"/>
-          </w:rPr>
-          <w:rPr>
-            <w:color w:val="0000EE"/>
-            <w:u w:val="single"/>
-          </w:rPr>
-          <w:t>3:28</w:t>
-        </w:r>
-      </w:hyperlink>
-      <w:r>
-        <w:rPr>
-          <w:lang w:val="en_US" w:bidi="en_US"/>
-        </w:rPr>
-        <w:t xml:space="preserve">, </w:t>
-      </w:r>
-      <w:hyperlink r:id="rId136">
-        <w:r>
-          <w:rPr>
-            <w:lang w:val="en_US" w:bidi="en_US"/>
-          </w:rPr>
-          <w:rPr>
-            <w:color w:val="0000EE"/>
-            <w:u w:val="single"/>
-          </w:rPr>
-          <w:t>6:6</w:t>
-        </w:r>
-      </w:hyperlink>
-      <w:r>
-        <w:rPr>
-          <w:lang w:val="en_US" w:bidi="en_US"/>
-        </w:rPr>
-        <w:t xml:space="preserve">, </w:t>
-      </w:r>
-      <w:hyperlink r:id="rId96">
-        <w:r>
-          <w:rPr>
-            <w:lang w:val="en_US" w:bidi="en_US"/>
-          </w:rPr>
-          <w:rPr>
-            <w:color w:val="0000EE"/>
-            <w:u w:val="single"/>
-          </w:rPr>
-          <w:t>6:8</w:t>
-        </w:r>
-      </w:hyperlink>
+      <w:r>
+        <w:rPr>
+          <w:lang w:val="en_US" w:bidi="en_US"/>
+        </w:rPr>
+        <w:t>Dn 2:11</w:t>
+      </w:r>
+      <w:r>
+        <w:rPr>
+          <w:lang w:val="en_US" w:bidi="en_US"/>
+        </w:rPr>
+        <w:t xml:space="preserve">, </w:t>
+      </w:r>
+      <w:r>
+        <w:rPr>
+          <w:lang w:val="en_US" w:bidi="en_US"/>
+        </w:rPr>
+        <w:t>3:28</w:t>
+      </w:r>
+      <w:r>
+        <w:rPr>
+          <w:lang w:val="en_US" w:bidi="en_US"/>
+        </w:rPr>
+        <w:t xml:space="preserve">, </w:t>
+      </w:r>
+      <w:r>
+        <w:rPr>
+          <w:lang w:val="en_US" w:bidi="en_US"/>
+        </w:rPr>
+        <w:t>6:6</w:t>
+      </w:r>
+      <w:r>
+        <w:rPr>
+          <w:lang w:val="en_US" w:bidi="en_US"/>
+        </w:rPr>
+        <w:t xml:space="preserve">, </w:t>
+      </w:r>
+      <w:r>
+        <w:rPr>
+          <w:lang w:val="en_US" w:bidi="en_US"/>
+        </w:rPr>
+        <w:t>6:8</w:t>
+      </w:r>
       <w:r>
         <w:rPr>
           <w:lang w:val="en_US" w:bidi="en_US"/>
@@ -6222,18 +5226,12 @@
         </w:rPr>
         <w:t xml:space="preserve">) </w:t>
       </w:r>
-      <w:hyperlink r:id="rId120">
-        <w:r>
-          <w:rPr>
-            <w:lang w:val="en_US" w:bidi="en_US"/>
-          </w:rPr>
-          <w:rPr>
-            <w:color w:val="0000EE"/>
-            <w:u w:val="single"/>
-          </w:rPr>
-          <w:t>Dn 2:30</w:t>
-        </w:r>
-      </w:hyperlink>
+      <w:r>
+        <w:rPr>
+          <w:lang w:val="en_US" w:bidi="en_US"/>
+        </w:rPr>
+        <w:t>Dn 2:30</w:t>
+      </w:r>
       <w:r>
         <w:rPr>
           <w:lang w:val="en_US" w:bidi="en_US"/>
@@ -6266,18 +5264,12 @@
         </w:rPr>
         <w:t xml:space="preserve"> </w:t>
       </w:r>
-      <w:hyperlink r:id="rId137">
-        <w:r>
-          <w:rPr>
-            <w:lang w:val="en_US" w:bidi="en_US"/>
-          </w:rPr>
-          <w:rPr>
-            <w:color w:val="0000EE"/>
-            <w:u w:val="single"/>
-          </w:rPr>
-          <w:t>Ezr 5:12</w:t>
-        </w:r>
-      </w:hyperlink>
+      <w:r>
+        <w:rPr>
+          <w:lang w:val="en_US" w:bidi="en_US"/>
+        </w:rPr>
+        <w:t>Ezr 5:12</w:t>
+      </w:r>
       <w:r>
         <w:rPr>
           <w:lang w:val="en_US" w:bidi="en_US"/>
@@ -6438,72 +5430,48 @@
         </w:rPr>
         <w:t xml:space="preserve">§ 61, 6); 52. d), </w:t>
       </w:r>
-      <w:hyperlink r:id="rId138">
-        <w:r>
-          <w:rPr>
-            <w:lang w:val="en_US" w:bidi="en_US"/>
-          </w:rPr>
-          <w:rPr>
-            <w:color w:val="0000EE"/>
-            <w:u w:val="single"/>
-          </w:rPr>
-          <w:t>Ezr 6:16</w:t>
-        </w:r>
-      </w:hyperlink>
-      <w:r>
-        <w:rPr>
-          <w:lang w:val="en_US" w:bidi="en_US"/>
-        </w:rPr>
-        <w:t xml:space="preserve">, </w:t>
-      </w:r>
-      <w:hyperlink r:id="rId139">
-        <w:r>
-          <w:rPr>
-            <w:lang w:val="en_US" w:bidi="en_US"/>
-          </w:rPr>
-          <w:rPr>
-            <w:color w:val="0000EE"/>
-            <w:u w:val="single"/>
-          </w:rPr>
-          <w:t>6:18</w:t>
-        </w:r>
-      </w:hyperlink>
-      <w:r>
-        <w:rPr>
-          <w:lang w:val="en_US" w:bidi="en_US"/>
-        </w:rPr>
-        <w:t xml:space="preserve">, </w:t>
-      </w:r>
-      <w:hyperlink r:id="rId140">
-        <w:r>
-          <w:rPr>
-            <w:lang w:val="en_US" w:bidi="en_US"/>
-          </w:rPr>
-          <w:rPr>
-            <w:color w:val="0000EE"/>
-            <w:u w:val="single"/>
-          </w:rPr>
-          <w:t>7:13</w:t>
-        </w:r>
-      </w:hyperlink>
-      <w:r>
-        <w:rPr>
-          <w:lang w:val="en_US" w:bidi="en_US"/>
-        </w:rPr>
-        <w:t xml:space="preserve">, </w:t>
-      </w:r>
-      <w:hyperlink r:id="rId18">
-        <w:r>
-          <w:rPr>
-            <w:lang w:val="en_US" w:bidi="en_US"/>
-          </w:rPr>
-          <w:rPr>
-            <w:color w:val="0000EE"/>
-            <w:u w:val="single"/>
-          </w:rPr>
-          <w:t>7:24</w:t>
-        </w:r>
-      </w:hyperlink>
+      <w:r>
+        <w:rPr>
+          <w:lang w:val="en_US" w:bidi="en_US"/>
+        </w:rPr>
+        <w:t>Ezr 6:16</w:t>
+      </w:r>
+      <w:r>
+        <w:rPr>
+          <w:lang w:val="en_US" w:bidi="en_US"/>
+        </w:rPr>
+        <w:t xml:space="preserve">, </w:t>
+      </w:r>
+      <w:r>
+        <w:rPr>
+          <w:lang w:val="en_US" w:bidi="en_US"/>
+        </w:rPr>
+        <w:t>6:18</w:t>
+      </w:r>
+      <w:r>
+        <w:rPr>
+          <w:lang w:val="en_US" w:bidi="en_US"/>
+        </w:rPr>
+        <w:t xml:space="preserve">, </w:t>
+      </w:r>
+      <w:r>
+        <w:rPr>
+          <w:lang w:val="en_US" w:bidi="en_US"/>
+        </w:rPr>
+        <w:t>7:13</w:t>
+      </w:r>
+      <w:r>
+        <w:rPr>
+          <w:lang w:val="en_US" w:bidi="en_US"/>
+        </w:rPr>
+        <w:t xml:space="preserve">, </w:t>
+      </w:r>
+      <w:r>
+        <w:rPr>
+          <w:lang w:val="en_US" w:bidi="en_US"/>
+        </w:rPr>
+        <w:t>7:24</w:t>
+      </w:r>
       <w:r>
         <w:rPr>
           <w:lang w:val="en_US" w:bidi="en_US"/>
@@ -6702,18 +5670,12 @@
         </w:rPr>
         <w:t xml:space="preserve">, </w:t>
       </w:r>
-      <w:hyperlink r:id="rId141">
-        <w:r>
-          <w:rPr>
-            <w:lang w:val="en_US" w:bidi="en_US"/>
-          </w:rPr>
-          <w:rPr>
-            <w:color w:val="0000EE"/>
-            <w:u w:val="single"/>
-          </w:rPr>
-          <w:t>Ezr 4:12</w:t>
-        </w:r>
-      </w:hyperlink>
+      <w:r>
+        <w:rPr>
+          <w:lang w:val="en_US" w:bidi="en_US"/>
+        </w:rPr>
+        <w:t>Ezr 4:12</w:t>
+      </w:r>
       <w:r>
         <w:rPr>
           <w:lang w:val="en_US" w:bidi="en_US"/>
@@ -6782,36 +5744,24 @@
         </w:rPr>
         <w:t xml:space="preserve">, e.g. </w:t>
       </w:r>
-      <w:hyperlink r:id="rId142">
-        <w:r>
-          <w:rPr>
-            <w:lang w:val="en_US" w:bidi="en_US"/>
-          </w:rPr>
-          <w:rPr>
-            <w:color w:val="0000EE"/>
-            <w:u w:val="single"/>
-          </w:rPr>
-          <w:t>Ex 8:8</w:t>
-        </w:r>
-      </w:hyperlink>
-      <w:r>
-        <w:rPr>
-          <w:lang w:val="en_US" w:bidi="en_US"/>
-        </w:rPr>
-        <w:t xml:space="preserve">, </w:t>
-      </w:r>
-      <w:hyperlink r:id="rId143">
-        <w:r>
-          <w:rPr>
-            <w:lang w:val="en_US" w:bidi="en_US"/>
-          </w:rPr>
-          <w:rPr>
-            <w:color w:val="0000EE"/>
-            <w:u w:val="single"/>
-          </w:rPr>
-          <w:t>9:33</w:t>
-        </w:r>
-      </w:hyperlink>
+      <w:r>
+        <w:rPr>
+          <w:lang w:val="en_US" w:bidi="en_US"/>
+        </w:rPr>
+        <w:t>Ex 8:8</w:t>
+      </w:r>
+      <w:r>
+        <w:rPr>
+          <w:lang w:val="en_US" w:bidi="en_US"/>
+        </w:rPr>
+        <w:t xml:space="preserve">, </w:t>
+      </w:r>
+      <w:r>
+        <w:rPr>
+          <w:lang w:val="en_US" w:bidi="en_US"/>
+        </w:rPr>
+        <w:t>9:33</w:t>
+      </w:r>
       <w:r>
         <w:rPr>
           <w:lang w:val="en_US" w:bidi="en_US"/>
@@ -6949,18 +5899,12 @@
         </w:rPr>
         <w:t xml:space="preserve">: </w:t>
       </w:r>
-      <w:hyperlink r:id="rId144">
-        <w:r>
-          <w:rPr>
-            <w:lang w:val="en_US" w:bidi="en_US"/>
-          </w:rPr>
-          <w:rPr>
-            <w:color w:val="0000EE"/>
-            <w:u w:val="single"/>
-          </w:rPr>
-          <w:t>Dn 5:1</w:t>
-        </w:r>
-      </w:hyperlink>
+      <w:r>
+        <w:rPr>
+          <w:lang w:val="en_US" w:bidi="en_US"/>
+        </w:rPr>
+        <w:t>Dn 5:1</w:t>
+      </w:r>
       <w:r>
         <w:rPr>
           <w:lang w:val="en_US" w:bidi="en_US"/>
@@ -7104,18 +6048,12 @@
         </w:rPr>
         <w:t>, indelicate epithet for woman; Batten:</w:t>
       </w:r>
-      <w:hyperlink r:id="rId145">
-        <w:r>
-          <w:rPr>
-            <w:lang w:val="en_US" w:bidi="en_US"/>
-          </w:rPr>
-          <w:rPr>
-            <w:color w:val="0000EE"/>
-            <w:u w:val="single"/>
-          </w:rPr>
-          <w:t>Ezr 2:65</w:t>
-        </w:r>
-      </w:hyperlink>
+      <w:r>
+        <w:rPr>
+          <w:lang w:val="en_US" w:bidi="en_US"/>
+        </w:rPr>
+        <w:t>Ezr 2:65</w:t>
+      </w:r>
       <w:r>
         <w:rPr>
           <w:lang w:val="en_US" w:bidi="en_US"/>
@@ -7202,18 +6140,12 @@
         </w:rPr>
         <w:t xml:space="preserve"> </w:t>
       </w:r>
-      <w:hyperlink r:id="rId66">
-        <w:r>
-          <w:rPr>
-            <w:lang w:val="en_US" w:bidi="en_US"/>
-          </w:rPr>
-          <w:rPr>
-            <w:color w:val="0000EE"/>
-            <w:u w:val="single"/>
-          </w:rPr>
-          <w:t>Dn 5:23</w:t>
-        </w:r>
-      </w:hyperlink>
+      <w:r>
+        <w:rPr>
+          <w:lang w:val="en_US" w:bidi="en_US"/>
+        </w:rPr>
+        <w:t>Dn 5:23</w:t>
+      </w:r>
       <w:r>
         <w:rPr>
           <w:lang w:val="en_US" w:bidi="en_US"/>
@@ -7232,36 +6164,24 @@
         </w:rPr>
         <w:t xml:space="preserve"> v:</w:t>
       </w:r>
-      <w:hyperlink r:id="rId146">
-        <w:r>
-          <w:rPr>
-            <w:lang w:val="en_US" w:bidi="en_US"/>
-          </w:rPr>
-          <w:rPr>
-            <w:color w:val="0000EE"/>
-            <w:u w:val="single"/>
-          </w:rPr>
-          <w:t>2</w:t>
-        </w:r>
-      </w:hyperlink>
+      <w:r>
+        <w:rPr>
+          <w:lang w:val="en_US" w:bidi="en_US"/>
+        </w:rPr>
+        <w:t>2</w:t>
+      </w:r>
       <w:r>
         <w:rPr>
           <w:lang w:val="en_US" w:bidi="en_US"/>
         </w:rPr>
         <w:t>; v:</w:t>
       </w:r>
-      <w:hyperlink r:id="rId147">
-        <w:r>
-          <w:rPr>
-            <w:lang w:val="en_US" w:bidi="en_US"/>
-          </w:rPr>
-          <w:rPr>
-            <w:color w:val="0000EE"/>
-            <w:u w:val="single"/>
-          </w:rPr>
-          <w:t>3</w:t>
-        </w:r>
-      </w:hyperlink>
+      <w:r>
+        <w:rPr>
+          <w:lang w:val="en_US" w:bidi="en_US"/>
+        </w:rPr>
+        <w:t>3</w:t>
+      </w:r>
       <w:r>
         <w:rPr>
           <w:lang w:val="en_US" w:bidi="en_US"/>
@@ -7355,90 +6275,60 @@
         </w:rPr>
         <w:t xml:space="preserve"> </w:t>
       </w:r>
-      <w:hyperlink r:id="rId34">
-        <w:r>
-          <w:rPr>
-            <w:lang w:val="en_US" w:bidi="en_US"/>
-          </w:rPr>
-          <w:rPr>
-            <w:color w:val="0000EE"/>
-            <w:u w:val="single"/>
-          </w:rPr>
-          <w:t>Dn 2:19</w:t>
-        </w:r>
-      </w:hyperlink>
-      <w:r>
-        <w:rPr>
-          <w:lang w:val="en_US" w:bidi="en_US"/>
-        </w:rPr>
-        <w:t xml:space="preserve">, </w:t>
-      </w:r>
-      <w:hyperlink r:id="rId148">
-        <w:r>
-          <w:rPr>
-            <w:lang w:val="en_US" w:bidi="en_US"/>
-          </w:rPr>
-          <w:rPr>
-            <w:color w:val="0000EE"/>
-            <w:u w:val="single"/>
-          </w:rPr>
-          <w:t>5:30</w:t>
-        </w:r>
-      </w:hyperlink>
-      <w:r>
-        <w:rPr>
-          <w:lang w:val="en_US" w:bidi="en_US"/>
-        </w:rPr>
-        <w:t xml:space="preserve">, </w:t>
-      </w:r>
-      <w:hyperlink r:id="rId149">
-        <w:r>
-          <w:rPr>
-            <w:lang w:val="en_US" w:bidi="en_US"/>
-          </w:rPr>
-          <w:rPr>
-            <w:color w:val="0000EE"/>
-            <w:u w:val="single"/>
-          </w:rPr>
-          <w:t>7:2</w:t>
-        </w:r>
-      </w:hyperlink>
-      <w:r>
-        <w:rPr>
-          <w:lang w:val="en_US" w:bidi="en_US"/>
-        </w:rPr>
-        <w:t xml:space="preserve">, </w:t>
-      </w:r>
-      <w:hyperlink r:id="rId68">
-        <w:r>
-          <w:rPr>
-            <w:lang w:val="en_US" w:bidi="en_US"/>
-          </w:rPr>
-          <w:rPr>
-            <w:color w:val="0000EE"/>
-            <w:u w:val="single"/>
-          </w:rPr>
-          <w:t>7:7</w:t>
-        </w:r>
-      </w:hyperlink>
-      <w:r>
-        <w:rPr>
-          <w:lang w:val="en_US" w:bidi="en_US"/>
-        </w:rPr>
-        <w:t xml:space="preserve">, </w:t>
-      </w:r>
-      <w:hyperlink r:id="rId150">
-        <w:r>
-          <w:rPr>
-            <w:lang w:val="en_US" w:bidi="en_US"/>
-          </w:rPr>
-          <w:rPr>
-            <w:color w:val="0000EE"/>
-            <w:u w:val="single"/>
-          </w:rPr>
-          <w:t>7:13</w:t>
-        </w:r>
-      </w:hyperlink>
+      <w:r>
+        <w:rPr>
+          <w:lang w:val="en_US" w:bidi="en_US"/>
+        </w:rPr>
+        <w:t>Dn 2:19</w:t>
+      </w:r>
+      <w:r>
+        <w:rPr>
+          <w:lang w:val="en_US" w:bidi="en_US"/>
+        </w:rPr>
+        <w:t xml:space="preserve">, </w:t>
+      </w:r>
+      <w:r>
+        <w:rPr>
+          <w:lang w:val="en_US" w:bidi="en_US"/>
+        </w:rPr>
+        <w:t>5:30</w:t>
+      </w:r>
+      <w:r>
+        <w:rPr>
+          <w:lang w:val="en_US" w:bidi="en_US"/>
+        </w:rPr>
+        <w:t xml:space="preserve">, </w:t>
+      </w:r>
+      <w:r>
+        <w:rPr>
+          <w:lang w:val="en_US" w:bidi="en_US"/>
+        </w:rPr>
+        <w:t>7:2</w:t>
+      </w:r>
+      <w:r>
+        <w:rPr>
+          <w:lang w:val="en_US" w:bidi="en_US"/>
+        </w:rPr>
+        <w:t xml:space="preserve">, </w:t>
+      </w:r>
+      <w:r>
+        <w:rPr>
+          <w:lang w:val="en_US" w:bidi="en_US"/>
+        </w:rPr>
+        <w:t>7:7</w:t>
+      </w:r>
+      <w:r>
+        <w:rPr>
+          <w:lang w:val="en_US" w:bidi="en_US"/>
+        </w:rPr>
+        <w:t xml:space="preserve">, </w:t>
+      </w:r>
+      <w:r>
+        <w:rPr>
+          <w:lang w:val="en_US" w:bidi="en_US"/>
+        </w:rPr>
+        <w:t>7:13</w:t>
+      </w:r>
       <w:r>
         <w:rPr>
           <w:lang w:val="en_US" w:bidi="en_US"/>
@@ -7508,18 +6398,12 @@
         </w:rPr>
         <w:t>:</w:t>
       </w:r>
-      <w:hyperlink r:id="rId151">
-        <w:r>
-          <w:rPr>
-            <w:lang w:val="en_US" w:bidi="en_US"/>
-          </w:rPr>
-          <w:rPr>
-            <w:color w:val="0000EE"/>
-            <w:u w:val="single"/>
-          </w:rPr>
-          <w:t>Dn 3:7</w:t>
-        </w:r>
-      </w:hyperlink>
+      <w:r>
+        <w:rPr>
+          <w:lang w:val="en_US" w:bidi="en_US"/>
+        </w:rPr>
+        <w:t>Dn 3:7</w:t>
+      </w:r>
       <w:r>
         <w:rPr>
           <w:lang w:val="en_US" w:bidi="en_US"/>
@@ -7601,18 +6485,12 @@
         </w:rPr>
         <w:t xml:space="preserve">: </w:t>
       </w:r>
-      <w:hyperlink r:id="rId152">
-        <w:r>
-          <w:rPr>
-            <w:lang w:val="en_US" w:bidi="en_US"/>
-          </w:rPr>
-          <w:rPr>
-            <w:color w:val="0000EE"/>
-            <w:u w:val="single"/>
-          </w:rPr>
-          <w:t>Dn 3:29</w:t>
-        </w:r>
-      </w:hyperlink>
+      <w:r>
+        <w:rPr>
+          <w:lang w:val="en_US" w:bidi="en_US"/>
+        </w:rPr>
+        <w:t>Dn 3:29</w:t>
+      </w:r>
       <w:r>
         <w:rPr>
           <w:lang w:val="en_US" w:bidi="en_US"/>
@@ -7667,36 +6545,24 @@
         </w:rPr>
         <w:t>: v:</w:t>
       </w:r>
-      <w:hyperlink r:id="rId19">
-        <w:r>
-          <w:rPr>
-            <w:lang w:val="en_US" w:bidi="en_US"/>
-          </w:rPr>
-          <w:rPr>
-            <w:color w:val="0000EE"/>
-            <w:u w:val="single"/>
-          </w:rPr>
-          <w:t>4</w:t>
-        </w:r>
-      </w:hyperlink>
+      <w:r>
+        <w:rPr>
+          <w:lang w:val="en_US" w:bidi="en_US"/>
+        </w:rPr>
+        <w:t>4</w:t>
+      </w:r>
       <w:r>
         <w:rPr>
           <w:lang w:val="en_US" w:bidi="en_US"/>
         </w:rPr>
         <w:t>, v:</w:t>
       </w:r>
-      <w:hyperlink r:id="rId151">
-        <w:r>
-          <w:rPr>
-            <w:lang w:val="en_US" w:bidi="en_US"/>
-          </w:rPr>
-          <w:rPr>
-            <w:color w:val="0000EE"/>
-            <w:u w:val="single"/>
-          </w:rPr>
-          <w:t>7</w:t>
-        </w:r>
-      </w:hyperlink>
+      <w:r>
+        <w:rPr>
+          <w:lang w:val="en_US" w:bidi="en_US"/>
+        </w:rPr>
+        <w:t>7</w:t>
+      </w:r>
       <w:r>
         <w:rPr>
           <w:lang w:val="en_US" w:bidi="en_US"/>
@@ -7716,54 +6582,36 @@
         </w:rPr>
         <w:t xml:space="preserve">, </w:t>
       </w:r>
-      <w:hyperlink r:id="rId153">
-        <w:r>
-          <w:rPr>
-            <w:lang w:val="en_US" w:bidi="en_US"/>
-          </w:rPr>
-          <w:rPr>
-            <w:color w:val="0000EE"/>
-            <w:u w:val="single"/>
-          </w:rPr>
-          <w:t>5:19</w:t>
-        </w:r>
-      </w:hyperlink>
-      <w:r>
-        <w:rPr>
-          <w:lang w:val="en_US" w:bidi="en_US"/>
-        </w:rPr>
-        <w:t xml:space="preserve">, </w:t>
-      </w:r>
-      <w:hyperlink r:id="rId36">
-        <w:r>
-          <w:rPr>
-            <w:lang w:val="en_US" w:bidi="en_US"/>
-          </w:rPr>
-          <w:rPr>
-            <w:color w:val="0000EE"/>
-            <w:u w:val="single"/>
-          </w:rPr>
-          <w:t>6:26</w:t>
-        </w:r>
-      </w:hyperlink>
-      <w:r>
-        <w:rPr>
-          <w:lang w:val="en_US" w:bidi="en_US"/>
-        </w:rPr>
-        <w:t xml:space="preserve">, </w:t>
-      </w:r>
-      <w:hyperlink r:id="rId154">
-        <w:r>
-          <w:rPr>
-            <w:lang w:val="en_US" w:bidi="en_US"/>
-          </w:rPr>
-          <w:rPr>
-            <w:color w:val="0000EE"/>
-            <w:u w:val="single"/>
-          </w:rPr>
-          <w:t>7:14</w:t>
-        </w:r>
-      </w:hyperlink>
+      <w:r>
+        <w:rPr>
+          <w:lang w:val="en_US" w:bidi="en_US"/>
+        </w:rPr>
+        <w:t>5:19</w:t>
+      </w:r>
+      <w:r>
+        <w:rPr>
+          <w:lang w:val="en_US" w:bidi="en_US"/>
+        </w:rPr>
+        <w:t xml:space="preserve">, </w:t>
+      </w:r>
+      <w:r>
+        <w:rPr>
+          <w:lang w:val="en_US" w:bidi="en_US"/>
+        </w:rPr>
+        <w:t>6:26</w:t>
+      </w:r>
+      <w:r>
+        <w:rPr>
+          <w:lang w:val="en_US" w:bidi="en_US"/>
+        </w:rPr>
+        <w:t xml:space="preserve">, </w:t>
+      </w:r>
+      <w:r>
+        <w:rPr>
+          <w:lang w:val="en_US" w:bidi="en_US"/>
+        </w:rPr>
+        <w:t>7:14</w:t>
+      </w:r>
       <w:r>
         <w:rPr>
           <w:lang w:val="en_US" w:bidi="en_US"/>
@@ -7795,30 +6643,18 @@
         </w:rPr>
         <w:t xml:space="preserve"> </w:t>
       </w:r>
-      <w:hyperlink r:id="rId155">
-        <w:r>
-          <w:rPr>
-            <w:lang w:val="en_US" w:bidi="en_US"/>
-          </w:rPr>
-          <w:rPr>
-            <w:color w:val="0000EE"/>
-            <w:u w:val="single"/>
-          </w:rPr>
-          <w:t>Is</w:t>
-        </w:r>
-      </w:hyperlink>
-      <w:hyperlink r:id="rId155">
-        <w:r>
-          <w:rPr>
-            <w:lang w:val="en_US" w:bidi="en_US"/>
-          </w:rPr>
-          <w:rPr>
-            <w:color w:val="0000EE"/>
-            <w:u w:val="single"/>
-          </w:rPr>
-          <w:t xml:space="preserve"> 66:18</w:t>
-        </w:r>
-      </w:hyperlink>
+      <w:r>
+        <w:rPr>
+          <w:lang w:val="en_US" w:bidi="en_US"/>
+        </w:rPr>
+        <w:t>Is</w:t>
+      </w:r>
+      <w:r>
+        <w:rPr>
+          <w:lang w:val="en_US" w:bidi="en_US"/>
+        </w:rPr>
+        <w:t xml:space="preserve"> 66:18</w:t>
+      </w:r>
       <w:r>
         <w:rPr>
           <w:lang w:val="en_US" w:bidi="en_US"/>
